--- a/outputs/VIPIN_CV.docx
+++ b/outputs/VIPIN_CV.docx
@@ -292,7 +292,6 @@
           <w:p>
             <w:pPr>
               <w:pStyle w:val="SideBarText"/>
-              <w:spacing w:line="240" w:lineRule="auto"/>
               <w:jc w:val="both"/>
               <w:rPr>
                 <w:color w:val="000000" w:themeColor="text1"/>
@@ -302,47 +301,7 @@
               <w:rPr>
                 <w:color w:val="000000" w:themeColor="text1"/>
               </w:rPr>
-              <w:t xml:space="preserve"/>
-            </w:r>
-          </w:p>
-          <w:p>
-            <w:pPr>
-              <w:pStyle w:val="SideBarText"/>
-              <w:spacing w:line="240" w:lineRule="auto"/>
-              <w:jc w:val="both"/>
-              <w:rPr>
-                <w:b/>
-                <w:bCs/>
-                <w:color w:val="000000" w:themeColor="text1"/>
-              </w:rPr>
-            </w:pPr>
-            <w:r>
-              <w:rPr>
-                <w:b/>
-                <w:bCs/>
-                <w:color w:val="000000" w:themeColor="text1"/>
-              </w:rPr>
-              <w:t xml:space="preserve">MBA (Project Management)</w:t>
-            </w:r>
-          </w:p>
-          <w:p>
-            <w:pPr>
-              <w:pStyle w:val="SideBarText"/>
-              <w:spacing w:line="240" w:lineRule="auto"/>
-              <w:jc w:val="both"/>
-              <w:rPr>
-                <w:b/>
-                <w:bCs/>
-                <w:color w:val="000000" w:themeColor="text1"/>
-              </w:rPr>
-            </w:pPr>
-            <w:r>
-              <w:rPr>
-                <w:b/>
-                <w:bCs/>
-                <w:color w:val="000000" w:themeColor="text1"/>
-              </w:rPr>
-              <w:t xml:space="preserve">Shobhit University, Meerut, U P</w:t>
+              <w:t xml:space="preserve">MBA (Project Management), Shobhit University, 2015</w:t>
             </w:r>
           </w:p>
           <w:p>
@@ -358,25 +317,7 @@
               <w:rPr>
                 <w:color w:val="000000" w:themeColor="text1"/>
               </w:rPr>
-              <w:t xml:space="preserve">2015</w:t>
-            </w:r>
-          </w:p>
-          <w:p>
-            <w:pPr>
-              <w:pStyle w:val="SideBarText"/>
-              <w:spacing w:line="240" w:lineRule="auto"/>
-              <w:jc w:val="both"/>
-              <w:rPr>
-                <w:b/>
-                <w:bCs/>
-                <w:color w:val="000000" w:themeColor="text1"/>
-              </w:rPr>
-            </w:pPr>
-            <w:r>
-              <w:rPr>
-                <w:color w:val="000000" w:themeColor="text1"/>
-              </w:rPr>
-              <w:t xml:space="preserve">Meerut, U P</w:t>
+              <w:t xml:space="preserve">B.E. (INSTRUMENTATION &amp; CONTROL), Delhi Institute of Technology (University of Delhi), 1995</w:t>
             </w:r>
           </w:p>
           <w:p>
@@ -392,171 +333,7 @@
               <w:rPr>
                 <w:color w:val="000000" w:themeColor="text1"/>
               </w:rPr>
-              <w:t xml:space="preserve"/>
-            </w:r>
-          </w:p>
-          <w:p>
-            <w:pPr>
-              <w:pStyle w:val="SideBarText"/>
-              <w:spacing w:line="240" w:lineRule="auto"/>
-              <w:jc w:val="both"/>
-              <w:rPr>
-                <w:b/>
-                <w:bCs/>
-                <w:color w:val="000000" w:themeColor="text1"/>
-              </w:rPr>
-            </w:pPr>
-            <w:r>
-              <w:rPr>
-                <w:b/>
-                <w:bCs/>
-                <w:color w:val="000000" w:themeColor="text1"/>
-              </w:rPr>
-              <w:t xml:space="preserve">B.E. (INSTRUMENTATION &amp; CONTROL)</w:t>
-            </w:r>
-          </w:p>
-          <w:p>
-            <w:pPr>
-              <w:pStyle w:val="SideBarText"/>
-              <w:spacing w:line="240" w:lineRule="auto"/>
-              <w:jc w:val="both"/>
-              <w:rPr>
-                <w:b/>
-                <w:bCs/>
-                <w:color w:val="000000" w:themeColor="text1"/>
-              </w:rPr>
-            </w:pPr>
-            <w:r>
-              <w:rPr>
-                <w:b/>
-                <w:bCs/>
-                <w:color w:val="000000" w:themeColor="text1"/>
-              </w:rPr>
-              <w:t xml:space="preserve">Delhi Institute of Technology (University of Delhi), Now NSIT, Kashmere Gate, Delhi-110006</w:t>
-            </w:r>
-          </w:p>
-          <w:p>
-            <w:pPr>
-              <w:pStyle w:val="SideBarText"/>
-              <w:spacing w:line="240" w:lineRule="auto"/>
-              <w:jc w:val="both"/>
-              <w:rPr>
-                <w:color w:val="000000" w:themeColor="text1"/>
-              </w:rPr>
-            </w:pPr>
-            <w:r>
-              <w:rPr>
-                <w:color w:val="000000" w:themeColor="text1"/>
-              </w:rPr>
-              <w:t xml:space="preserve">1995</w:t>
-            </w:r>
-          </w:p>
-          <w:p>
-            <w:pPr>
-              <w:pStyle w:val="SideBarText"/>
-              <w:spacing w:line="240" w:lineRule="auto"/>
-              <w:jc w:val="both"/>
-              <w:rPr>
-                <w:b/>
-                <w:bCs/>
-                <w:color w:val="000000" w:themeColor="text1"/>
-              </w:rPr>
-            </w:pPr>
-            <w:r>
-              <w:rPr>
-                <w:color w:val="000000" w:themeColor="text1"/>
-              </w:rPr>
-              <w:t xml:space="preserve">Delhi-110006</w:t>
-            </w:r>
-          </w:p>
-          <w:p>
-            <w:pPr>
-              <w:pStyle w:val="SideBarText"/>
-              <w:spacing w:line="240" w:lineRule="auto"/>
-              <w:jc w:val="both"/>
-              <w:rPr>
-                <w:color w:val="000000" w:themeColor="text1"/>
-              </w:rPr>
-            </w:pPr>
-            <w:r>
-              <w:rPr>
-                <w:color w:val="000000" w:themeColor="text1"/>
-              </w:rPr>
-              <w:t xml:space="preserve"/>
-            </w:r>
-          </w:p>
-          <w:p>
-            <w:pPr>
-              <w:pStyle w:val="SideBarText"/>
-              <w:spacing w:line="240" w:lineRule="auto"/>
-              <w:jc w:val="both"/>
-              <w:rPr>
-                <w:b/>
-                <w:bCs/>
-                <w:color w:val="000000" w:themeColor="text1"/>
-              </w:rPr>
-            </w:pPr>
-            <w:r>
-              <w:rPr>
-                <w:b/>
-                <w:bCs/>
-                <w:color w:val="000000" w:themeColor="text1"/>
-              </w:rPr>
-              <w:t xml:space="preserve">Certificate course (Six months duration) in NGO management</w:t>
-            </w:r>
-          </w:p>
-          <w:p>
-            <w:pPr>
-              <w:pStyle w:val="SideBarText"/>
-              <w:spacing w:line="240" w:lineRule="auto"/>
-              <w:jc w:val="both"/>
-              <w:rPr>
-                <w:b/>
-                <w:bCs/>
-                <w:color w:val="000000" w:themeColor="text1"/>
-              </w:rPr>
-            </w:pPr>
-            <w:r>
-              <w:rPr>
-                <w:b/>
-                <w:bCs/>
-                <w:color w:val="000000" w:themeColor="text1"/>
-              </w:rPr>
-              <w:t xml:space="preserve">IGNOU Delhi</w:t>
-            </w:r>
-          </w:p>
-          <w:p>
-            <w:pPr>
-              <w:pStyle w:val="SideBarText"/>
-              <w:spacing w:line="240" w:lineRule="auto"/>
-              <w:jc w:val="both"/>
-              <w:rPr>
-                <w:color w:val="000000" w:themeColor="text1"/>
-              </w:rPr>
-            </w:pPr>
-            <w:r>
-              <w:rPr>
-                <w:color w:val="000000" w:themeColor="text1"/>
-              </w:rPr>
-              <w:t xml:space="preserve">2010</w:t>
-            </w:r>
-          </w:p>
-          <w:p>
-            <w:pPr>
-              <w:pStyle w:val="SideBarText"/>
-              <w:spacing w:line="240" w:lineRule="auto"/>
-              <w:jc w:val="both"/>
-              <w:rPr>
-                <w:b/>
-                <w:bCs/>
-                <w:color w:val="000000" w:themeColor="text1"/>
-              </w:rPr>
-            </w:pPr>
-            <w:r>
-              <w:rPr>
-                <w:color w:val="000000" w:themeColor="text1"/>
-              </w:rPr>
-              <w:t xml:space="preserve">Delhi</w:t>
+              <w:t xml:space="preserve">Certificate course (Six months duration) in NGO management, IGNOU, 2010</w:t>
             </w:r>
           </w:p>
           <w:p>
@@ -718,7 +495,7 @@
               <w:rPr>
                 <w:color w:val="000000" w:themeColor="text1"/>
               </w:rPr>
-              <w:t xml:space="preserve">India, Delhi, Ahmedabad, Surat, Hyderabad, Gurugram, Sonipat, Haryana, Andhra Pradesh, Vijaywada, Guntakal, Jaipur, Ghaziabad, Agra, New Delhi, Noida, Dwarka</w:t>
+              <w:t xml:space="preserve">India</w:t>
             </w:r>
           </w:p>
         </w:tc>
@@ -795,6 +572,21 @@
           <w:p>
             <w:pPr>
               <w:pStyle w:val="SideBarText"/>
+              <w:jc w:val="both"/>
+              <w:rPr>
+                <w:color w:val="000000" w:themeColor="text1"/>
+              </w:rPr>
+            </w:pPr>
+            <w:r>
+              <w:rPr>
+                <w:color w:val="000000" w:themeColor="text1"/>
+              </w:rPr>
+              <w:t xml:space="preserve">CCNA Advance Networking, 2014, HCL Learning Ltd.</w:t>
+            </w:r>
+          </w:p>
+          <w:p>
+            <w:pPr>
+              <w:pStyle w:val="SideBarText"/>
               <w:spacing w:line="240" w:lineRule="auto"/>
               <w:jc w:val="both"/>
               <w:rPr>
@@ -805,7 +597,39 @@
               <w:rPr>
                 <w:color w:val="000000" w:themeColor="text1"/>
               </w:rPr>
-              <w:t xml:space="preserve">MBA (Project Management), B.E. (INSTRUMENTATION &amp; CONTROL), Certificate course (Six months duration) in NGO management, ISO 9001 certified, Induction Training on Safety, Health and Environment, CCNA Advance Networking, MS Project, Leadership, Project Management, Client Interfacing, Installation, Testing, Commissioning of Telecom systems, Team Management, Quality Control, Business Development, Strategic Partnership, Railway and Metro Sector experience, Telecom Systems, Project Planning, Execution, Control, Budgeting, Scheduling, Quality Assurance, Quality Control, Testing, Commissioning, Project Management, Team Leadership, Client Interfacing, Stakeholder Management, Contract Management, Tendering, Planning, Monitoring, Controlling, Installation, Testing, Commissioning, Telecom Systems, Passenger Information Display System (PIDS), Public Address System (PAS), Master Clocks System, Tetra, CCTV, FOTS, Telephone System, ACS System, Cyber Security System, OAIT, Railway and Metro Sector experience, Project Management, Client Interfacing, Installation, Testing, Commissioning of Telecom systems, Team Management, Quality Control, Business Development, Strategic Partnership, Railway and Metro Sector experience, Telecom Systems, Project Planning, Execution, Control, Budgeting, Scheduling, Quality Assurance, Quality Control, Testing, Commissioning, Project Management, Team Leadership, Client Interfacing, Stakeholder Management, Contract Management, Tendering, Planning, Monitoring, Controlling, Installation, Testing, Commissioning, Telecom Systems, Passenger Information Display System (PIDS), Public Address System (PAS), Master Clocks System, Tetra, CCTV, FOTS, Telephone System, ACS System, Cyber Security System, OAIT</w:t>
+              <w:t xml:space="preserve">MS Project, 2013, Astro Wix Corporation</w:t>
+            </w:r>
+          </w:p>
+          <w:p>
+            <w:pPr>
+              <w:pStyle w:val="SideBarText"/>
+              <w:spacing w:line="240" w:lineRule="auto"/>
+              <w:jc w:val="both"/>
+              <w:rPr>
+                <w:color w:val="000000" w:themeColor="text1"/>
+              </w:rPr>
+            </w:pPr>
+            <w:r>
+              <w:rPr>
+                <w:color w:val="000000" w:themeColor="text1"/>
+              </w:rPr>
+              <w:t xml:space="preserve">Induction Training on Safety, Health and Environment, 2014, Vexil BPS</w:t>
+            </w:r>
+          </w:p>
+          <w:p>
+            <w:pPr>
+              <w:pStyle w:val="SideBarText"/>
+              <w:spacing w:line="240" w:lineRule="auto"/>
+              <w:jc w:val="both"/>
+              <w:rPr>
+                <w:color w:val="000000" w:themeColor="text1"/>
+              </w:rPr>
+            </w:pPr>
+            <w:r>
+              <w:rPr>
+                <w:color w:val="000000" w:themeColor="text1"/>
+              </w:rPr>
+              <w:t xml:space="preserve"/>
             </w:r>
           </w:p>
         </w:tc>
@@ -869,7 +693,7 @@
           <w:sz w:val="22"/>
           <w:szCs w:val="22"/>
         </w:rPr>
-        <w:t xml:space="preserve">26+ years of experience in Railway and Metro Sector, Extensive experience in project management, client interfacing, installation, testing, commissioning of Telecom systems in Indian Railways, DMRC, JMRC and GMRCL, Leadership, Project Management, Client Interfacing, Installation, Testing, Commissioning of Telecom systems, Team Management, Quality Control, Business Development, Strategic Partnership, Railway and Metro Sector experience, Telecom Systems, Project Planning, Execution, Control, Budgeting, Scheduling, Quality Assurance, Quality Control, Testing, Commissioning, Project Management, Team Leadership, Client Interfacing, Stakeholder Management, Contract Management, Tendering, Planning, Monitoring, Controlling, Installation, Testing, Commissioning, Telecom Systems, Passenger Information Display System (PIDS), Public Address System (PAS), Master Clocks System, Tetra, CCTV, FOTS, Telephone System, ACS System, Cyber Security System, OAIT, Railway and Metro Sector experience, Project Management, Client Interfacing, Installation, Testing, Commissioning of Telecom systems, Team Management, Quality Control, Business Development, Strategic Partnership, Railway and Metro Sector experience, Telecom Systems, Project Planning, Execution, Control, Budgeting, Scheduling, Quality Assurance, Quality Control, Testing, Commissioning, Project Management, Team Leadership, Client Interfacing, Stakeholder Management, Contract Management, Tendering, Planning, Monitoring, Controlling, Installation, Testing, Commissioning, Telecom Systems, Passenger Information Display System (PIDS), Public Address System (PAS), Master Clocks System, Tetra, CCTV, FOTS, Telephone System, ACS System, Cyber Security System, OAIT, Completed successfully Projects in Railway Telecommunication works including Trenching, Cable Laying of Telecom/power/OFC cables, Erection of apparatus cases/junction boxes, Panel/Route Relay Interlocking (our RRI system with more than 50 routes is working successfully in Ghaziabad Railway Station for Yard), Installation of Point Machines, Data Loggers, Axel Counters(SSDAC &amp; MSDAC), Level Crossing Gates and Train Protection &amp; Warning System (Ansaldo STS) in Delhi-Agra section etc.</w:t>
+        <w:t xml:space="preserve">26+ years of experience in Railway and Metro Sector and Extensive experience in project management, client interfacing, installation, testing, commissioning of Telecom systems in Indian Railways, DMRC, JMRC and GMRCL.</w:t>
       </w:r>
     </w:p>
     <w:p>
@@ -949,7 +773,7 @@
           <w:sz w:val="22"/>
           <w:szCs w:val="22"/>
         </w:rPr>
-        <w:t xml:space="preserve">May 2024 to Present | Aarvee Engineering Consultants Ltd.</w:t>
+        <w:t xml:space="preserve">May 2024 to Present | Ahmedabad Phase-2 Metro Project</w:t>
       </w:r>
     </w:p>
     <w:p>
@@ -1018,7 +842,7 @@
           <w:sz w:val="22"/>
           <w:szCs w:val="22"/>
         </w:rPr>
-        <w:t xml:space="preserve">Project description/summary: Ahmedabad Phase-2 Metro Project, (Section C1, C2 &amp; C3) 22 Nos of Elevated Stations. 1 Nos. of Depots. </w:t>
+        <w:t xml:space="preserve">Project description/summary: Leading project as per contract and norms of tendering, planning, monitoring, testing and controlling the installation, Testing and commissioning activities of the telecom systems </w:t>
       </w:r>
     </w:p>
     <w:p>
@@ -1314,7 +1138,7 @@
           <w:sz w:val="22"/>
           <w:szCs w:val="22"/>
         </w:rPr>
-        <w:t xml:space="preserve">April 2022 to July 2023 | Egis India Consulting Engineer Pvt. Ltd</w:t>
+        <w:t xml:space="preserve">April 2022 to July 2023 | Surat Metro</w:t>
       </w:r>
     </w:p>
     <w:p>
@@ -1383,7 +1207,7 @@
           <w:sz w:val="22"/>
           <w:szCs w:val="22"/>
         </w:rPr>
-        <w:t xml:space="preserve">Project description/summary: Surat Metro, Phase-I Project, (Corridor-1, 6 Nos. of UG Stations, Chowk bazar to Kapodhra and Elevated Stations-14 Nos. Corridor-2, Bheshan to Saroli, 18 Nos of Elevated Stations. 2 Nos. of Depots. </w:t>
+        <w:t xml:space="preserve">Project description/summary: Leading project as per contract and norms of tendering, planning, monitoring, testing and controlling the installation and commissioning activities of the telecom systems </w:t>
       </w:r>
     </w:p>
     <w:p>
@@ -1679,7 +1503,7 @@
           <w:sz w:val="22"/>
           <w:szCs w:val="22"/>
         </w:rPr>
-        <w:t xml:space="preserve">May 2021 to September 2021 | Rail Mechatronics Pvt. Ltd</w:t>
+        <w:t xml:space="preserve">May 2021 to September 2021 | Train Collision Avoidance System (TCAS) Telecom System</w:t>
       </w:r>
     </w:p>
     <w:p>
@@ -1715,61 +1539,61 @@
           <w:sz w:val="22"/>
           <w:szCs w:val="22"/>
         </w:rPr>
-        <w:t xml:space="preserve"> | Project Head-TCAS 1</w:t>
-      </w:r>
-    </w:p>
-    <w:p>
-      <w:pPr>
-        <w:suppressAutoHyphens/>
-        <w:jc w:val="both"/>
-        <w:rPr>
-          <w:rFonts w:ascii="Calibri" w:hAnsi="Calibri"/>
-          <w:color w:val="000000" w:themeColor="text1"/>
-          <w:sz w:val="22"/>
-          <w:szCs w:val="22"/>
-        </w:rPr>
-      </w:pPr>
-    </w:p>
-    <w:p>
-      <w:pPr>
-        <w:suppressAutoHyphens/>
-        <w:jc w:val="both"/>
-        <w:rPr>
-          <w:rFonts w:ascii="Calibri" w:hAnsi="Calibri"/>
-          <w:color w:val="000000" w:themeColor="text1"/>
-          <w:sz w:val="22"/>
-          <w:szCs w:val="22"/>
-        </w:rPr>
-      </w:pPr>
-      <w:r>
-        <w:rPr>
-          <w:rFonts w:ascii="Calibri" w:hAnsi="Calibri"/>
-          <w:color w:val="000000" w:themeColor="text1"/>
-          <w:sz w:val="22"/>
-          <w:szCs w:val="22"/>
-        </w:rPr>
-        <w:t xml:space="preserve">Project description/summary: Train Collision Avoidance System (TCAS) Telecom System. </w:t>
-      </w:r>
-    </w:p>
-    <w:p>
-      <w:pPr>
-        <w:suppressAutoHyphens/>
-        <w:jc w:val="both"/>
-        <w:rPr>
-          <w:rFonts w:ascii="Calibri" w:hAnsi="Calibri"/>
-          <w:color w:val="000000" w:themeColor="text1"/>
-          <w:sz w:val="22"/>
-          <w:szCs w:val="22"/>
-        </w:rPr>
-      </w:pPr>
-      <w:r>
-        <w:rPr>
-          <w:rFonts w:ascii="Calibri" w:hAnsi="Calibri"/>
-          <w:color w:val="000000" w:themeColor="text1"/>
-          <w:sz w:val="22"/>
-          <w:szCs w:val="22"/>
-        </w:rPr>
-        <w:t xml:space="preserve">Company’s role in the Project: Client: South Central Railway (SCR)</w:t>
+        <w:t xml:space="preserve"> | Project Head-TCAS 1(Telecom Systems)</w:t>
+      </w:r>
+    </w:p>
+    <w:p>
+      <w:pPr>
+        <w:suppressAutoHyphens/>
+        <w:jc w:val="both"/>
+        <w:rPr>
+          <w:rFonts w:ascii="Calibri" w:hAnsi="Calibri"/>
+          <w:color w:val="000000" w:themeColor="text1"/>
+          <w:sz w:val="22"/>
+          <w:szCs w:val="22"/>
+        </w:rPr>
+      </w:pPr>
+    </w:p>
+    <w:p>
+      <w:pPr>
+        <w:suppressAutoHyphens/>
+        <w:jc w:val="both"/>
+        <w:rPr>
+          <w:rFonts w:ascii="Calibri" w:hAnsi="Calibri"/>
+          <w:color w:val="000000" w:themeColor="text1"/>
+          <w:sz w:val="22"/>
+          <w:szCs w:val="22"/>
+        </w:rPr>
+      </w:pPr>
+      <w:r>
+        <w:rPr>
+          <w:rFonts w:ascii="Calibri" w:hAnsi="Calibri"/>
+          <w:color w:val="000000" w:themeColor="text1"/>
+          <w:sz w:val="22"/>
+          <w:szCs w:val="22"/>
+        </w:rPr>
+        <w:t xml:space="preserve">Project description/summary: Planning the entire work execution of Train Collision Avoidance System (TCAS) Telecom projects in Indian Railways </w:t>
+      </w:r>
+    </w:p>
+    <w:p>
+      <w:pPr>
+        <w:suppressAutoHyphens/>
+        <w:jc w:val="both"/>
+        <w:rPr>
+          <w:rFonts w:ascii="Calibri" w:hAnsi="Calibri"/>
+          <w:color w:val="000000" w:themeColor="text1"/>
+          <w:sz w:val="22"/>
+          <w:szCs w:val="22"/>
+        </w:rPr>
+      </w:pPr>
+      <w:r>
+        <w:rPr>
+          <w:rFonts w:ascii="Calibri" w:hAnsi="Calibri"/>
+          <w:color w:val="000000" w:themeColor="text1"/>
+          <w:sz w:val="22"/>
+          <w:szCs w:val="22"/>
+        </w:rPr>
+        <w:t xml:space="preserve">Company’s role in the Project: </w:t>
       </w:r>
     </w:p>
     <w:p>
@@ -2185,7 +2009,7 @@
           <w:sz w:val="22"/>
           <w:szCs w:val="22"/>
         </w:rPr>
-        <w:t xml:space="preserve">December 2019 to May 2021 | S. S. Enterprises</w:t>
+        <w:t xml:space="preserve">December 2019 to May 2021 | </w:t>
       </w:r>
     </w:p>
     <w:p>
@@ -2254,7 +2078,7 @@
           <w:sz w:val="22"/>
           <w:szCs w:val="22"/>
         </w:rPr>
-        <w:t xml:space="preserve">Project description/summary:  </w:t>
+        <w:t xml:space="preserve">Project description/summary: Expand the business and innovate new technologies to implement in Telecom domain </w:t>
       </w:r>
     </w:p>
     <w:p>
@@ -2550,7 +2374,7 @@
           <w:sz w:val="22"/>
           <w:szCs w:val="22"/>
         </w:rPr>
-        <w:t xml:space="preserve">July 2012 to December 2019 | Autometers Alliance Limited</w:t>
+        <w:t xml:space="preserve">July 2012 to December 2019 | DMRC/CS-15 Phase-III Projects</w:t>
       </w:r>
     </w:p>
     <w:p>
@@ -2619,7 +2443,7 @@
           <w:sz w:val="22"/>
           <w:szCs w:val="22"/>
         </w:rPr>
-        <w:t xml:space="preserve">Project description/summary: DMRC/CS-15 Phase-III Projects, DMRC/CS-15 Extn. Phase-III Projects, JMRC JP/JS 14 (Phase-1B) project </w:t>
+        <w:t xml:space="preserve">Project description/summary: Planning, monitoring and controlling the installation and commissioning activities of the telecom systems </w:t>
       </w:r>
     </w:p>
     <w:p>
@@ -3009,7 +2833,7 @@
           <w:sz w:val="22"/>
           <w:szCs w:val="22"/>
         </w:rPr>
-        <w:t xml:space="preserve">January 2003 to July 2012 | Apkon Enterprises</w:t>
+        <w:t xml:space="preserve">January 2003 to July 2012 | DMRC/ Telecom/Phase-II Projects</w:t>
       </w:r>
     </w:p>
     <w:p>
@@ -3034,7 +2858,7 @@
           <w:sz w:val="22"/>
           <w:szCs w:val="22"/>
         </w:rPr>
-        <w:t xml:space="preserve">Dwarka, New Delhi</w:t>
+        <w:t xml:space="preserve">New Delhi</w:t>
       </w:r>
       <w:r>
         <w:rPr>
@@ -3078,7 +2902,7 @@
           <w:sz w:val="22"/>
           <w:szCs w:val="22"/>
         </w:rPr>
-        <w:t xml:space="preserve">Project description/summary: Northern Railway S&amp;T Projects, DMRC/ Telecom/Phase-II Projects </w:t>
+        <w:t xml:space="preserve">Project description/summary: Planning, implementation, Monitoring and Controlling the Metro/Railway Telecom projects </w:t>
       </w:r>
     </w:p>
     <w:p>
@@ -3213,7 +3037,7 @@
           <w:sz w:val="22"/>
           <w:szCs w:val="22"/>
         </w:rPr>
-        <w:t xml:space="preserve">Responsible for planning, monitoring and controlling the installation and commissioning activities of the Telecom system (CCTV).</w:t>
+        <w:t xml:space="preserve">Responsible for planning, implementation, Monitoring and Controlling the Metro/Railway Telecom projects.</w:t>
       </w:r>
     </w:p>
     <w:p>
@@ -3260,7 +3084,7 @@
           <w:sz w:val="22"/>
           <w:szCs w:val="22"/>
         </w:rPr>
-        <w:t xml:space="preserve">Responsible for planning, implementation, Monitoring and Controlling the Metro/Railway Telecom projects.</w:t>
+        <w:t xml:space="preserve">To do the liaison with Govt./ Railway technical officers and staff.</w:t>
       </w:r>
     </w:p>
     <w:p>
@@ -3307,7 +3131,7 @@
           <w:sz w:val="22"/>
           <w:szCs w:val="22"/>
         </w:rPr>
-        <w:t xml:space="preserve">To do the liaison with Govt./ Railway technical officers and staff.</w:t>
+        <w:t xml:space="preserve">Completed successfully Projects in Railway Telecommunication works including Trenching, Cable Laying of Telecom/power/ OFC cables, Erection of apparatus cases/junction boxes, Panel/Route Relay Interlocking (our RRI system with more than 50 routes is working successfully in Ghaziabad Railway Station for Yard), Installation of Point Machines, Data Loggers, Axel Counters(SSDAC &amp; MSDAC), Level Crossing Gates and Train Protection &amp; Warning System (Ansaldo STS) in Delhi-Agra section etc.</w:t>
       </w:r>
     </w:p>
     <w:p>
@@ -3354,231 +3178,7 @@
           <w:sz w:val="22"/>
           <w:szCs w:val="22"/>
         </w:rPr>
-        <w:t xml:space="preserve">Completed successfully Projects in Railway Telecommunication works including Trenching, Cable Laying of Telecom/power/OFC cables, Erection of apparatus cases/junction boxes, Panel/Route Relay Interlocking (our RRI system with more than 50 routes is working successfully in Ghaziabad Railway Station for Yard), Installation of Point Machines, Data Loggers, Axel Counters(SSDAC &amp; MSDAC), Level Crossing Gates and Train Protection &amp; Warning System (Ansaldo STS) in Delhi-Agra section etc.</w:t>
-      </w:r>
-    </w:p>
-    <w:p>
-      <w:pPr>
-        <w:suppressAutoHyphens/>
-        <w:jc w:val="both"/>
-        <w:rPr>
-          <w:rFonts w:ascii="Calibri" w:hAnsi="Calibri"/>
-          <w:color w:val="000000" w:themeColor="text1"/>
-          <w:sz w:val="22"/>
-          <w:szCs w:val="22"/>
-        </w:rPr>
-      </w:pPr>
-      <w:r>
-        <w:rPr>
-          <w:rFonts w:ascii="Calibri" w:hAnsi="Calibri"/>
-          <w:color w:val="000000" w:themeColor="text1"/>
-          <w:sz w:val="22"/>
-          <w:szCs w:val="22"/>
-        </w:rPr>
-        <w:t xml:space="preserve"/>
-      </w:r>
-    </w:p>
-    <w:p>
-      <w:pPr>
-        <w:suppressAutoHyphens/>
-        <w:jc w:val="both"/>
-        <w:rPr>
-          <w:rFonts w:ascii="Calibri" w:hAnsi="Calibri"/>
-          <w:color w:val="000000" w:themeColor="text1"/>
-          <w:sz w:val="22"/>
-          <w:szCs w:val="22"/>
-        </w:rPr>
-      </w:pPr>
-      <w:r>
-        <w:rPr>
-          <w:rFonts w:ascii="Calibri" w:hAnsi="Calibri"/>
-          <w:color w:val="000000" w:themeColor="text1"/>
-          <w:sz w:val="22"/>
-          <w:szCs w:val="22"/>
-        </w:rPr>
-        <w:t xml:space="preserve"/>
-      </w:r>
-    </w:p>
-    <w:p>
-      <w:pPr>
-        <w:suppressAutoHyphens/>
-        <w:jc w:val="both"/>
-        <w:rPr>
-          <w:rFonts w:ascii="Calibri" w:hAnsi="Calibri"/>
-          <w:b/>
-          <w:bCs/>
-          <w:color w:val="000000" w:themeColor="text1"/>
-          <w:sz w:val="22"/>
-          <w:szCs w:val="22"/>
-        </w:rPr>
-      </w:pPr>
-      <w:r>
-        <w:rPr>
-          <w:rFonts w:ascii="Calibri" w:hAnsi="Calibri"/>
-          <w:b/>
-          <w:bCs/>
-          <w:color w:val="000000" w:themeColor="text1"/>
-          <w:sz w:val="22"/>
-          <w:szCs w:val="22"/>
-        </w:rPr>
-        <w:t xml:space="preserve">February 2000 to September 2002 | NRB Enterprises</w:t>
-      </w:r>
-    </w:p>
-    <w:p>
-      <w:pPr>
-        <w:suppressAutoHyphens/>
-        <w:jc w:val="both"/>
-        <w:rPr>
-          <w:rFonts w:ascii="Calibri" w:hAnsi="Calibri"/>
-          <w:b/>
-          <w:bCs/>
-          <w:color w:val="000000" w:themeColor="text1"/>
-          <w:sz w:val="22"/>
-          <w:szCs w:val="22"/>
-        </w:rPr>
-      </w:pPr>
-      <w:r>
-        <w:rPr>
-          <w:rFonts w:ascii="Calibri" w:hAnsi="Calibri"/>
-          <w:b/>
-          <w:bCs/>
-          <w:color w:val="000000" w:themeColor="text1"/>
-          <w:sz w:val="22"/>
-          <w:szCs w:val="22"/>
-        </w:rPr>
-        <w:t xml:space="preserve">Delhi-110051</w:t>
-      </w:r>
-      <w:r>
-        <w:rPr>
-          <w:rFonts w:ascii="Calibri" w:hAnsi="Calibri"/>
-          <w:b/>
-          <w:bCs/>
-          <w:color w:val="000000" w:themeColor="text1"/>
-          <w:sz w:val="22"/>
-          <w:szCs w:val="22"/>
-        </w:rPr>
-        <w:t xml:space="preserve"> | Site Engineer (Railway Telecom Project)</w:t>
-      </w:r>
-    </w:p>
-    <w:p>
-      <w:pPr>
-        <w:suppressAutoHyphens/>
-        <w:jc w:val="both"/>
-        <w:rPr>
-          <w:rFonts w:ascii="Calibri" w:hAnsi="Calibri"/>
-          <w:color w:val="000000" w:themeColor="text1"/>
-          <w:sz w:val="22"/>
-          <w:szCs w:val="22"/>
-        </w:rPr>
-      </w:pPr>
-    </w:p>
-    <w:p>
-      <w:pPr>
-        <w:suppressAutoHyphens/>
-        <w:jc w:val="both"/>
-        <w:rPr>
-          <w:rFonts w:ascii="Calibri" w:hAnsi="Calibri"/>
-          <w:color w:val="000000" w:themeColor="text1"/>
-          <w:sz w:val="22"/>
-          <w:szCs w:val="22"/>
-        </w:rPr>
-      </w:pPr>
-      <w:r>
-        <w:rPr>
-          <w:rFonts w:ascii="Calibri" w:hAnsi="Calibri"/>
-          <w:color w:val="000000" w:themeColor="text1"/>
-          <w:sz w:val="22"/>
-          <w:szCs w:val="22"/>
-        </w:rPr>
-        <w:t xml:space="preserve">Project description/summary:  </w:t>
-      </w:r>
-    </w:p>
-    <w:p>
-      <w:pPr>
-        <w:suppressAutoHyphens/>
-        <w:jc w:val="both"/>
-        <w:rPr>
-          <w:rFonts w:ascii="Calibri" w:hAnsi="Calibri"/>
-          <w:color w:val="000000" w:themeColor="text1"/>
-          <w:sz w:val="22"/>
-          <w:szCs w:val="22"/>
-        </w:rPr>
-      </w:pPr>
-      <w:r>
-        <w:rPr>
-          <w:rFonts w:ascii="Calibri" w:hAnsi="Calibri"/>
-          <w:color w:val="000000" w:themeColor="text1"/>
-          <w:sz w:val="22"/>
-          <w:szCs w:val="22"/>
-        </w:rPr>
-        <w:t xml:space="preserve">Company’s role in the Project: </w:t>
-      </w:r>
-    </w:p>
-    <w:p>
-      <w:pPr>
-        <w:suppressAutoHyphens/>
-        <w:jc w:val="both"/>
-        <w:rPr>
-          <w:rFonts w:ascii="Calibri" w:hAnsi="Calibri"/>
-          <w:color w:val="000000" w:themeColor="text1"/>
-          <w:sz w:val="22"/>
-          <w:szCs w:val="22"/>
-        </w:rPr>
-      </w:pPr>
-      <w:r>
-        <w:rPr>
-          <w:rFonts w:ascii="Calibri" w:hAnsi="Calibri"/>
-          <w:color w:val="000000" w:themeColor="text1"/>
-          <w:sz w:val="22"/>
-          <w:szCs w:val="22"/>
-        </w:rPr>
-        <w:t xml:space="preserve">Value: </w:t>
-      </w:r>
-      <w:r>
-        <w:rPr>
-          <w:rFonts w:ascii="Calibri" w:hAnsi="Calibri"/>
-          <w:color w:val="000000" w:themeColor="text1"/>
-          <w:sz w:val="22"/>
-          <w:szCs w:val="22"/>
-        </w:rPr>
-        <w:t xml:space="preserve"/>
-      </w:r>
-    </w:p>
-    <w:p>
-      <w:pPr>
-        <w:suppressAutoHyphens/>
-        <w:jc w:val="both"/>
-        <w:rPr>
-          <w:rFonts w:ascii="Calibri" w:hAnsi="Calibri"/>
-          <w:color w:val="000000" w:themeColor="text1"/>
-          <w:sz w:val="22"/>
-          <w:szCs w:val="22"/>
-        </w:rPr>
-      </w:pPr>
-    </w:p>
-    <w:p>
-      <w:pPr>
-        <w:suppressAutoHyphens/>
-        <w:jc w:val="both"/>
-        <w:rPr>
-          <w:rFonts w:ascii="Calibri" w:hAnsi="Calibri"/>
-          <w:b/>
-          <w:bCs/>
-          <w:color w:val="000000" w:themeColor="text1"/>
-          <w:sz w:val="22"/>
-          <w:szCs w:val="22"/>
-        </w:rPr>
-      </w:pPr>
-      <w:r>
-        <w:rPr>
-          <w:rFonts w:ascii="Calibri" w:hAnsi="Calibri"/>
-          <w:b/>
-          <w:bCs/>
-          <w:color w:val="000000" w:themeColor="text1"/>
-          <w:sz w:val="22"/>
-          <w:szCs w:val="22"/>
-        </w:rPr>
-        <w:t>Responsibilities/Tasks:</w:t>
+        <w:t xml:space="preserve">Responsible for supervising site Telecom project works and monitor sub- contractor’s teams.</w:t>
       </w:r>
     </w:p>
     <w:p>
@@ -3625,7 +3225,7 @@
           <w:sz w:val="22"/>
           <w:szCs w:val="22"/>
         </w:rPr>
-        <w:t xml:space="preserve">Responsible for Installation, commissioning &amp; maintenance work of Railway Telecom equipment like Telephones-Exchange System etc.</w:t>
+        <w:t xml:space="preserve">To do the liaison with Indian Railway technical officers and staff.</w:t>
       </w:r>
     </w:p>
     <w:p>
@@ -3692,7 +3292,7 @@
           <w:sz w:val="22"/>
           <w:szCs w:val="22"/>
         </w:rPr>
-        <w:t xml:space="preserve">November 1996 to December 1999 | M/S PAITECH INSTRUMENTS PVT. LTD</w:t>
+        <w:t xml:space="preserve">February 2000 to September 2002 | Railway Telecom Project</w:t>
       </w:r>
     </w:p>
     <w:p>
@@ -3717,7 +3317,7 @@
           <w:sz w:val="22"/>
           <w:szCs w:val="22"/>
         </w:rPr>
-        <w:t xml:space="preserve">Karol Bagh, New Delhi</w:t>
+        <w:t xml:space="preserve">Delhi</w:t>
       </w:r>
       <w:r>
         <w:rPr>
@@ -3728,40 +3328,40 @@
           <w:sz w:val="22"/>
           <w:szCs w:val="22"/>
         </w:rPr>
-        <w:t xml:space="preserve"> | Sales &amp; Service Engineer</w:t>
-      </w:r>
-    </w:p>
-    <w:p>
-      <w:pPr>
-        <w:suppressAutoHyphens/>
-        <w:jc w:val="both"/>
-        <w:rPr>
-          <w:rFonts w:ascii="Calibri" w:hAnsi="Calibri"/>
-          <w:color w:val="000000" w:themeColor="text1"/>
-          <w:sz w:val="22"/>
-          <w:szCs w:val="22"/>
-        </w:rPr>
-      </w:pPr>
-    </w:p>
-    <w:p>
-      <w:pPr>
-        <w:suppressAutoHyphens/>
-        <w:jc w:val="both"/>
-        <w:rPr>
-          <w:rFonts w:ascii="Calibri" w:hAnsi="Calibri"/>
-          <w:color w:val="000000" w:themeColor="text1"/>
-          <w:sz w:val="22"/>
-          <w:szCs w:val="22"/>
-        </w:rPr>
-      </w:pPr>
-      <w:r>
-        <w:rPr>
-          <w:rFonts w:ascii="Calibri" w:hAnsi="Calibri"/>
-          <w:color w:val="000000" w:themeColor="text1"/>
-          <w:sz w:val="22"/>
-          <w:szCs w:val="22"/>
-        </w:rPr>
-        <w:t xml:space="preserve">Project description/summary:  </w:t>
+        <w:t xml:space="preserve"> | Site Engineer (Railway Telecom Project)</w:t>
+      </w:r>
+    </w:p>
+    <w:p>
+      <w:pPr>
+        <w:suppressAutoHyphens/>
+        <w:jc w:val="both"/>
+        <w:rPr>
+          <w:rFonts w:ascii="Calibri" w:hAnsi="Calibri"/>
+          <w:color w:val="000000" w:themeColor="text1"/>
+          <w:sz w:val="22"/>
+          <w:szCs w:val="22"/>
+        </w:rPr>
+      </w:pPr>
+    </w:p>
+    <w:p>
+      <w:pPr>
+        <w:suppressAutoHyphens/>
+        <w:jc w:val="both"/>
+        <w:rPr>
+          <w:rFonts w:ascii="Calibri" w:hAnsi="Calibri"/>
+          <w:color w:val="000000" w:themeColor="text1"/>
+          <w:sz w:val="22"/>
+          <w:szCs w:val="22"/>
+        </w:rPr>
+      </w:pPr>
+      <w:r>
+        <w:rPr>
+          <w:rFonts w:ascii="Calibri" w:hAnsi="Calibri"/>
+          <w:color w:val="000000" w:themeColor="text1"/>
+          <w:sz w:val="22"/>
+          <w:szCs w:val="22"/>
+        </w:rPr>
+        <w:t xml:space="preserve">Project description/summary: Installation, commissioning &amp; maintenance work of Railway Telecom equipment </w:t>
       </w:r>
     </w:p>
     <w:p>
@@ -3896,7 +3496,278 @@
           <w:sz w:val="22"/>
           <w:szCs w:val="22"/>
         </w:rPr>
+        <w:t xml:space="preserve">Responsible for Installation, commissioning &amp; maintenance work of Railway Telecom equipment like Telephones-Exchange System etc.</w:t>
+      </w:r>
+    </w:p>
+    <w:p>
+      <w:pPr>
+        <w:suppressAutoHyphens/>
+        <w:jc w:val="both"/>
+        <w:rPr>
+          <w:rFonts w:ascii="Calibri" w:hAnsi="Calibri"/>
+          <w:color w:val="000000" w:themeColor="text1"/>
+          <w:sz w:val="22"/>
+          <w:szCs w:val="22"/>
+        </w:rPr>
+      </w:pPr>
+      <w:r>
+        <w:rPr>
+          <w:rFonts w:ascii="Calibri" w:hAnsi="Calibri"/>
+          <w:color w:val="000000" w:themeColor="text1"/>
+          <w:sz w:val="22"/>
+          <w:szCs w:val="22"/>
+        </w:rPr>
+        <w:t xml:space="preserve"/>
+      </w:r>
+    </w:p>
+    <w:p>
+      <w:pPr>
+        <w:pStyle w:val="ListParagraph"/>
+        <w:numPr>
+          <w:ilvl w:val="0"/>
+          <w:numId w:val="8"/>
+        </w:numPr>
+        <w:suppressAutoHyphens/>
+        <w:jc w:val="both"/>
+        <w:rPr>
+          <w:rFonts w:ascii="Calibri" w:hAnsi="Calibri"/>
+          <w:color w:val="000000" w:themeColor="text1"/>
+          <w:sz w:val="22"/>
+          <w:szCs w:val="22"/>
+        </w:rPr>
+      </w:pPr>
+      <w:r>
+        <w:rPr>
+          <w:rFonts w:ascii="Calibri" w:hAnsi="Calibri"/>
+          <w:color w:val="000000" w:themeColor="text1"/>
+          <w:sz w:val="22"/>
+          <w:szCs w:val="22"/>
+        </w:rPr>
         <w:t xml:space="preserve">Responsible for sales and servicing of equipment like Data Retrieve Systems &amp; Finger Print Matching System of Australian &amp; U.K. companies.</w:t>
+      </w:r>
+    </w:p>
+    <w:p>
+      <w:pPr>
+        <w:suppressAutoHyphens/>
+        <w:jc w:val="both"/>
+        <w:rPr>
+          <w:rFonts w:ascii="Calibri" w:hAnsi="Calibri"/>
+          <w:color w:val="000000" w:themeColor="text1"/>
+          <w:sz w:val="22"/>
+          <w:szCs w:val="22"/>
+        </w:rPr>
+      </w:pPr>
+      <w:r>
+        <w:rPr>
+          <w:rFonts w:ascii="Calibri" w:hAnsi="Calibri"/>
+          <w:color w:val="000000" w:themeColor="text1"/>
+          <w:sz w:val="22"/>
+          <w:szCs w:val="22"/>
+        </w:rPr>
+        <w:t xml:space="preserve"/>
+      </w:r>
+    </w:p>
+    <w:p>
+      <w:pPr>
+        <w:suppressAutoHyphens/>
+        <w:jc w:val="both"/>
+        <w:rPr>
+          <w:rFonts w:ascii="Calibri" w:hAnsi="Calibri"/>
+          <w:color w:val="000000" w:themeColor="text1"/>
+          <w:sz w:val="22"/>
+          <w:szCs w:val="22"/>
+        </w:rPr>
+      </w:pPr>
+      <w:r>
+        <w:rPr>
+          <w:rFonts w:ascii="Calibri" w:hAnsi="Calibri"/>
+          <w:color w:val="000000" w:themeColor="text1"/>
+          <w:sz w:val="22"/>
+          <w:szCs w:val="22"/>
+        </w:rPr>
+        <w:t xml:space="preserve"/>
+      </w:r>
+    </w:p>
+    <w:p>
+      <w:pPr>
+        <w:suppressAutoHyphens/>
+        <w:jc w:val="both"/>
+        <w:rPr>
+          <w:rFonts w:ascii="Calibri" w:hAnsi="Calibri"/>
+          <w:b/>
+          <w:bCs/>
+          <w:color w:val="000000" w:themeColor="text1"/>
+          <w:sz w:val="22"/>
+          <w:szCs w:val="22"/>
+        </w:rPr>
+      </w:pPr>
+      <w:r>
+        <w:rPr>
+          <w:rFonts w:ascii="Calibri" w:hAnsi="Calibri"/>
+          <w:b/>
+          <w:bCs/>
+          <w:color w:val="000000" w:themeColor="text1"/>
+          <w:sz w:val="22"/>
+          <w:szCs w:val="22"/>
+        </w:rPr>
+        <w:t xml:space="preserve">November 1996 to December 1999 | </w:t>
+      </w:r>
+    </w:p>
+    <w:p>
+      <w:pPr>
+        <w:suppressAutoHyphens/>
+        <w:jc w:val="both"/>
+        <w:rPr>
+          <w:rFonts w:ascii="Calibri" w:hAnsi="Calibri"/>
+          <w:b/>
+          <w:bCs/>
+          <w:color w:val="000000" w:themeColor="text1"/>
+          <w:sz w:val="22"/>
+          <w:szCs w:val="22"/>
+        </w:rPr>
+      </w:pPr>
+      <w:r>
+        <w:rPr>
+          <w:rFonts w:ascii="Calibri" w:hAnsi="Calibri"/>
+          <w:b/>
+          <w:bCs/>
+          <w:color w:val="000000" w:themeColor="text1"/>
+          <w:sz w:val="22"/>
+          <w:szCs w:val="22"/>
+        </w:rPr>
+        <w:t xml:space="preserve">New Delhi</w:t>
+      </w:r>
+      <w:r>
+        <w:rPr>
+          <w:rFonts w:ascii="Calibri" w:hAnsi="Calibri"/>
+          <w:b/>
+          <w:bCs/>
+          <w:color w:val="000000" w:themeColor="text1"/>
+          <w:sz w:val="22"/>
+          <w:szCs w:val="22"/>
+        </w:rPr>
+        <w:t xml:space="preserve"> | Sales &amp; Service Engineer</w:t>
+      </w:r>
+    </w:p>
+    <w:p>
+      <w:pPr>
+        <w:suppressAutoHyphens/>
+        <w:jc w:val="both"/>
+        <w:rPr>
+          <w:rFonts w:ascii="Calibri" w:hAnsi="Calibri"/>
+          <w:color w:val="000000" w:themeColor="text1"/>
+          <w:sz w:val="22"/>
+          <w:szCs w:val="22"/>
+        </w:rPr>
+      </w:pPr>
+    </w:p>
+    <w:p>
+      <w:pPr>
+        <w:suppressAutoHyphens/>
+        <w:jc w:val="both"/>
+        <w:rPr>
+          <w:rFonts w:ascii="Calibri" w:hAnsi="Calibri"/>
+          <w:color w:val="000000" w:themeColor="text1"/>
+          <w:sz w:val="22"/>
+          <w:szCs w:val="22"/>
+        </w:rPr>
+      </w:pPr>
+      <w:r>
+        <w:rPr>
+          <w:rFonts w:ascii="Calibri" w:hAnsi="Calibri"/>
+          <w:color w:val="000000" w:themeColor="text1"/>
+          <w:sz w:val="22"/>
+          <w:szCs w:val="22"/>
+        </w:rPr>
+        <w:t xml:space="preserve">Project description/summary:  </w:t>
+      </w:r>
+    </w:p>
+    <w:p>
+      <w:pPr>
+        <w:suppressAutoHyphens/>
+        <w:jc w:val="both"/>
+        <w:rPr>
+          <w:rFonts w:ascii="Calibri" w:hAnsi="Calibri"/>
+          <w:color w:val="000000" w:themeColor="text1"/>
+          <w:sz w:val="22"/>
+          <w:szCs w:val="22"/>
+        </w:rPr>
+      </w:pPr>
+      <w:r>
+        <w:rPr>
+          <w:rFonts w:ascii="Calibri" w:hAnsi="Calibri"/>
+          <w:color w:val="000000" w:themeColor="text1"/>
+          <w:sz w:val="22"/>
+          <w:szCs w:val="22"/>
+        </w:rPr>
+        <w:t xml:space="preserve">Company’s role in the Project: </w:t>
+      </w:r>
+    </w:p>
+    <w:p>
+      <w:pPr>
+        <w:suppressAutoHyphens/>
+        <w:jc w:val="both"/>
+        <w:rPr>
+          <w:rFonts w:ascii="Calibri" w:hAnsi="Calibri"/>
+          <w:color w:val="000000" w:themeColor="text1"/>
+          <w:sz w:val="22"/>
+          <w:szCs w:val="22"/>
+        </w:rPr>
+      </w:pPr>
+      <w:r>
+        <w:rPr>
+          <w:rFonts w:ascii="Calibri" w:hAnsi="Calibri"/>
+          <w:color w:val="000000" w:themeColor="text1"/>
+          <w:sz w:val="22"/>
+          <w:szCs w:val="22"/>
+        </w:rPr>
+        <w:t xml:space="preserve">Value: </w:t>
+      </w:r>
+      <w:r>
+        <w:rPr>
+          <w:rFonts w:ascii="Calibri" w:hAnsi="Calibri"/>
+          <w:color w:val="000000" w:themeColor="text1"/>
+          <w:sz w:val="22"/>
+          <w:szCs w:val="22"/>
+        </w:rPr>
+        <w:t xml:space="preserve"/>
+      </w:r>
+    </w:p>
+    <w:p>
+      <w:pPr>
+        <w:suppressAutoHyphens/>
+        <w:jc w:val="both"/>
+        <w:rPr>
+          <w:rFonts w:ascii="Calibri" w:hAnsi="Calibri"/>
+          <w:color w:val="000000" w:themeColor="text1"/>
+          <w:sz w:val="22"/>
+          <w:szCs w:val="22"/>
+        </w:rPr>
+      </w:pPr>
+    </w:p>
+    <w:p>
+      <w:pPr>
+        <w:suppressAutoHyphens/>
+        <w:jc w:val="both"/>
+        <w:rPr>
+          <w:rFonts w:ascii="Calibri" w:hAnsi="Calibri"/>
+          <w:b/>
+          <w:bCs/>
+          <w:color w:val="000000" w:themeColor="text1"/>
+          <w:sz w:val="22"/>
+          <w:szCs w:val="22"/>
+        </w:rPr>
+      </w:pPr>
+      <w:r>
+        <w:rPr>
+          <w:rFonts w:ascii="Calibri" w:hAnsi="Calibri"/>
+          <w:b/>
+          <w:bCs/>
+          <w:color w:val="000000" w:themeColor="text1"/>
+          <w:sz w:val="22"/>
+          <w:szCs w:val="22"/>
+        </w:rPr>
+        <w:t>Responsibilities/Tasks:</w:t>
       </w:r>
     </w:p>
     <w:p>

--- a/outputs/VIPIN_CV.docx
+++ b/outputs/VIPIN_CV.docx
@@ -317,7 +317,7 @@
               <w:rPr>
                 <w:color w:val="000000" w:themeColor="text1"/>
               </w:rPr>
-              <w:t xml:space="preserve">B.E. (INSTRUMENTATION &amp; CONTROL), Delhi Institute of Technology (University of Delhi), 1995</w:t>
+              <w:t xml:space="preserve">B.E. (INSTRUMENTATION &amp; CONTROL), Delhi Institute of Technology (University of Delhi), Now NSIT, 1995</w:t>
             </w:r>
           </w:p>
           <w:p>
@@ -333,7 +333,7 @@
               <w:rPr>
                 <w:color w:val="000000" w:themeColor="text1"/>
               </w:rPr>
-              <w:t xml:space="preserve">Certificate course (Six months duration) in NGO management, IGNOU, 2010</w:t>
+              <w:t xml:space="preserve">Certificate course in NGO management, IGNOU, 2010</w:t>
             </w:r>
           </w:p>
           <w:p>
@@ -581,54 +581,6 @@
               <w:rPr>
                 <w:color w:val="000000" w:themeColor="text1"/>
               </w:rPr>
-              <w:t xml:space="preserve">CCNA Advance Networking, 2014, HCL Learning Ltd.</w:t>
-            </w:r>
-          </w:p>
-          <w:p>
-            <w:pPr>
-              <w:pStyle w:val="SideBarText"/>
-              <w:spacing w:line="240" w:lineRule="auto"/>
-              <w:jc w:val="both"/>
-              <w:rPr>
-                <w:color w:val="000000" w:themeColor="text1"/>
-              </w:rPr>
-            </w:pPr>
-            <w:r>
-              <w:rPr>
-                <w:color w:val="000000" w:themeColor="text1"/>
-              </w:rPr>
-              <w:t xml:space="preserve">MS Project, 2013, Astro Wix Corporation</w:t>
-            </w:r>
-          </w:p>
-          <w:p>
-            <w:pPr>
-              <w:pStyle w:val="SideBarText"/>
-              <w:spacing w:line="240" w:lineRule="auto"/>
-              <w:jc w:val="both"/>
-              <w:rPr>
-                <w:color w:val="000000" w:themeColor="text1"/>
-              </w:rPr>
-            </w:pPr>
-            <w:r>
-              <w:rPr>
-                <w:color w:val="000000" w:themeColor="text1"/>
-              </w:rPr>
-              <w:t xml:space="preserve">Induction Training on Safety, Health and Environment, 2014, Vexil BPS</w:t>
-            </w:r>
-          </w:p>
-          <w:p>
-            <w:pPr>
-              <w:pStyle w:val="SideBarText"/>
-              <w:spacing w:line="240" w:lineRule="auto"/>
-              <w:jc w:val="both"/>
-              <w:rPr>
-                <w:color w:val="000000" w:themeColor="text1"/>
-              </w:rPr>
-            </w:pPr>
-            <w:r>
-              <w:rPr>
-                <w:color w:val="000000" w:themeColor="text1"/>
-              </w:rPr>
               <w:t xml:space="preserve"/>
             </w:r>
           </w:p>
@@ -693,7 +645,7 @@
           <w:sz w:val="22"/>
           <w:szCs w:val="22"/>
         </w:rPr>
-        <w:t xml:space="preserve">26+ years of experience in Railway and Metro Sector and Extensive experience in project management, client interfacing, installation, testing, commissioning of Telecom systems in Indian Railways, DMRC, JMRC and GMRCL.</w:t>
+        <w:t xml:space="preserve">26+ years of experience in Railway and Metro Sector. Extensive experience in project management, client interfacing, installation, testing, and commissioning of Telecom systems in Indian Railways, DMRC, JMRC, and GMRCL.</w:t>
       </w:r>
     </w:p>
     <w:p>
@@ -842,28 +794,28 @@
           <w:sz w:val="22"/>
           <w:szCs w:val="22"/>
         </w:rPr>
-        <w:t xml:space="preserve">Project description/summary: Leading project as per contract and norms of tendering, planning, monitoring, testing and controlling the installation, Testing and commissioning activities of the telecom systems </w:t>
-      </w:r>
-    </w:p>
-    <w:p>
-      <w:pPr>
-        <w:suppressAutoHyphens/>
-        <w:jc w:val="both"/>
-        <w:rPr>
-          <w:rFonts w:ascii="Calibri" w:hAnsi="Calibri"/>
-          <w:color w:val="000000" w:themeColor="text1"/>
-          <w:sz w:val="22"/>
-          <w:szCs w:val="22"/>
-        </w:rPr>
-      </w:pPr>
-      <w:r>
-        <w:rPr>
-          <w:rFonts w:ascii="Calibri" w:hAnsi="Calibri"/>
-          <w:color w:val="000000" w:themeColor="text1"/>
-          <w:sz w:val="22"/>
-          <w:szCs w:val="22"/>
-        </w:rPr>
-        <w:t xml:space="preserve">Company’s role in the Project: GEC to GMRCL</w:t>
+        <w:t xml:space="preserve">Project description/summary: Responsible for leading project as per contract and norms of tendering, planning, monitoring, testing and controlling the installation, testing and commissioning activities of the telecom systems like Passenger Information Display System (PIDS), Public Address System (PAS), Master Clocks System, Tetra (Radio), CCTV, FOTS, OAIT, Telephone System, Cyber Security System and ACS System. </w:t>
+      </w:r>
+    </w:p>
+    <w:p>
+      <w:pPr>
+        <w:suppressAutoHyphens/>
+        <w:jc w:val="both"/>
+        <w:rPr>
+          <w:rFonts w:ascii="Calibri" w:hAnsi="Calibri"/>
+          <w:color w:val="000000" w:themeColor="text1"/>
+          <w:sz w:val="22"/>
+          <w:szCs w:val="22"/>
+        </w:rPr>
+      </w:pPr>
+      <w:r>
+        <w:rPr>
+          <w:rFonts w:ascii="Calibri" w:hAnsi="Calibri"/>
+          <w:color w:val="000000" w:themeColor="text1"/>
+          <w:sz w:val="22"/>
+          <w:szCs w:val="22"/>
+        </w:rPr>
+        <w:t xml:space="preserve">Company’s role in the Project: Consultant</w:t>
       </w:r>
     </w:p>
     <w:p>
@@ -977,7 +929,7 @@
           <w:sz w:val="22"/>
           <w:szCs w:val="22"/>
         </w:rPr>
-        <w:t xml:space="preserve">Responsible of leading project as per contract and norms of tendering, planning, monitoring, testing and controlling the installation, Testing and commissioning activities of the telecom systems like Passenger Information Display System (PIDS), Public Address System (PAS), Master Clocks System, Tetra (Radio), CCTV, FOTS, OAIT, Telephone System, Cyber Security System and ACS System etc.</w:t>
+        <w:t xml:space="preserve">Responsible for testing (IAT, PAT, SAT &amp; ITC) of all telecom subsystems and reviewing design reports, drawings, technical approvals FAT, QA/QC Monitoring and documents of Telecom project.</w:t>
       </w:r>
     </w:p>
     <w:p>
@@ -1024,7 +976,231 @@
           <w:sz w:val="22"/>
           <w:szCs w:val="22"/>
         </w:rPr>
-        <w:t xml:space="preserve">Responsible for testing (IAT, PAT, SAT &amp; ITC) of all telecom sub systems and reviewing design reports, drawings, technical approvals FAT, QA/QC Monitoring and documents of Telecom project.</w:t>
+        <w:t xml:space="preserve">Responsible for supervision of project, controlling and monitoring of project and contractor’s activities to ensure timely completion of Telecom project within allocated budget.</w:t>
+      </w:r>
+    </w:p>
+    <w:p>
+      <w:pPr>
+        <w:suppressAutoHyphens/>
+        <w:jc w:val="both"/>
+        <w:rPr>
+          <w:rFonts w:ascii="Calibri" w:hAnsi="Calibri"/>
+          <w:color w:val="000000" w:themeColor="text1"/>
+          <w:sz w:val="22"/>
+          <w:szCs w:val="22"/>
+        </w:rPr>
+      </w:pPr>
+      <w:r>
+        <w:rPr>
+          <w:rFonts w:ascii="Calibri" w:hAnsi="Calibri"/>
+          <w:color w:val="000000" w:themeColor="text1"/>
+          <w:sz w:val="22"/>
+          <w:szCs w:val="22"/>
+        </w:rPr>
+        <w:t xml:space="preserve"/>
+      </w:r>
+    </w:p>
+    <w:p>
+      <w:pPr>
+        <w:suppressAutoHyphens/>
+        <w:jc w:val="both"/>
+        <w:rPr>
+          <w:rFonts w:ascii="Calibri" w:hAnsi="Calibri"/>
+          <w:color w:val="000000" w:themeColor="text1"/>
+          <w:sz w:val="22"/>
+          <w:szCs w:val="22"/>
+        </w:rPr>
+      </w:pPr>
+      <w:r>
+        <w:rPr>
+          <w:rFonts w:ascii="Calibri" w:hAnsi="Calibri"/>
+          <w:color w:val="000000" w:themeColor="text1"/>
+          <w:sz w:val="22"/>
+          <w:szCs w:val="22"/>
+        </w:rPr>
+        <w:t xml:space="preserve"/>
+      </w:r>
+    </w:p>
+    <w:p>
+      <w:pPr>
+        <w:suppressAutoHyphens/>
+        <w:jc w:val="both"/>
+        <w:rPr>
+          <w:rFonts w:ascii="Calibri" w:hAnsi="Calibri"/>
+          <w:b/>
+          <w:bCs/>
+          <w:color w:val="000000" w:themeColor="text1"/>
+          <w:sz w:val="22"/>
+          <w:szCs w:val="22"/>
+        </w:rPr>
+      </w:pPr>
+      <w:r>
+        <w:rPr>
+          <w:rFonts w:ascii="Calibri" w:hAnsi="Calibri"/>
+          <w:b/>
+          <w:bCs/>
+          <w:color w:val="000000" w:themeColor="text1"/>
+          <w:sz w:val="22"/>
+          <w:szCs w:val="22"/>
+        </w:rPr>
+        <w:t xml:space="preserve">April 2022 to July 2023 | Surat Metro, Phase-I Project</w:t>
+      </w:r>
+    </w:p>
+    <w:p>
+      <w:pPr>
+        <w:suppressAutoHyphens/>
+        <w:jc w:val="both"/>
+        <w:rPr>
+          <w:rFonts w:ascii="Calibri" w:hAnsi="Calibri"/>
+          <w:b/>
+          <w:bCs/>
+          <w:color w:val="000000" w:themeColor="text1"/>
+          <w:sz w:val="22"/>
+          <w:szCs w:val="22"/>
+        </w:rPr>
+      </w:pPr>
+      <w:r>
+        <w:rPr>
+          <w:rFonts w:ascii="Calibri" w:hAnsi="Calibri"/>
+          <w:b/>
+          <w:bCs/>
+          <w:color w:val="000000" w:themeColor="text1"/>
+          <w:sz w:val="22"/>
+          <w:szCs w:val="22"/>
+        </w:rPr>
+        <w:t xml:space="preserve">Gurugram, Haryana</w:t>
+      </w:r>
+      <w:r>
+        <w:rPr>
+          <w:rFonts w:ascii="Calibri" w:hAnsi="Calibri"/>
+          <w:b/>
+          <w:bCs/>
+          <w:color w:val="000000" w:themeColor="text1"/>
+          <w:sz w:val="22"/>
+          <w:szCs w:val="22"/>
+        </w:rPr>
+        <w:t xml:space="preserve"> | Dy. Chief Telecom System Engineer/ Chief Resident Engineer-Telecom</w:t>
+      </w:r>
+    </w:p>
+    <w:p>
+      <w:pPr>
+        <w:suppressAutoHyphens/>
+        <w:jc w:val="both"/>
+        <w:rPr>
+          <w:rFonts w:ascii="Calibri" w:hAnsi="Calibri"/>
+          <w:color w:val="000000" w:themeColor="text1"/>
+          <w:sz w:val="22"/>
+          <w:szCs w:val="22"/>
+        </w:rPr>
+      </w:pPr>
+    </w:p>
+    <w:p>
+      <w:pPr>
+        <w:suppressAutoHyphens/>
+        <w:jc w:val="both"/>
+        <w:rPr>
+          <w:rFonts w:ascii="Calibri" w:hAnsi="Calibri"/>
+          <w:color w:val="000000" w:themeColor="text1"/>
+          <w:sz w:val="22"/>
+          <w:szCs w:val="22"/>
+        </w:rPr>
+      </w:pPr>
+      <w:r>
+        <w:rPr>
+          <w:rFonts w:ascii="Calibri" w:hAnsi="Calibri"/>
+          <w:color w:val="000000" w:themeColor="text1"/>
+          <w:sz w:val="22"/>
+          <w:szCs w:val="22"/>
+        </w:rPr>
+        <w:t xml:space="preserve">Project description/summary: Responsible for leading project as per contract and norms of tendering, planning, monitoring, testing and controlling the installation and commissioning activities of the telecom systems like Passenger Information Display System (PIDS), Public Address System (PAS), Master Clocks System, Tetra, CCTV, FOTS, Telephone System and ACS System. </w:t>
+      </w:r>
+    </w:p>
+    <w:p>
+      <w:pPr>
+        <w:suppressAutoHyphens/>
+        <w:jc w:val="both"/>
+        <w:rPr>
+          <w:rFonts w:ascii="Calibri" w:hAnsi="Calibri"/>
+          <w:color w:val="000000" w:themeColor="text1"/>
+          <w:sz w:val="22"/>
+          <w:szCs w:val="22"/>
+        </w:rPr>
+      </w:pPr>
+      <w:r>
+        <w:rPr>
+          <w:rFonts w:ascii="Calibri" w:hAnsi="Calibri"/>
+          <w:color w:val="000000" w:themeColor="text1"/>
+          <w:sz w:val="22"/>
+          <w:szCs w:val="22"/>
+        </w:rPr>
+        <w:t xml:space="preserve">Company’s role in the Project: Consultant</w:t>
+      </w:r>
+    </w:p>
+    <w:p>
+      <w:pPr>
+        <w:suppressAutoHyphens/>
+        <w:jc w:val="both"/>
+        <w:rPr>
+          <w:rFonts w:ascii="Calibri" w:hAnsi="Calibri"/>
+          <w:color w:val="000000" w:themeColor="text1"/>
+          <w:sz w:val="22"/>
+          <w:szCs w:val="22"/>
+        </w:rPr>
+      </w:pPr>
+      <w:r>
+        <w:rPr>
+          <w:rFonts w:ascii="Calibri" w:hAnsi="Calibri"/>
+          <w:color w:val="000000" w:themeColor="text1"/>
+          <w:sz w:val="22"/>
+          <w:szCs w:val="22"/>
+        </w:rPr>
+        <w:t xml:space="preserve">Value: </w:t>
+      </w:r>
+      <w:r>
+        <w:rPr>
+          <w:rFonts w:ascii="Calibri" w:hAnsi="Calibri"/>
+          <w:color w:val="000000" w:themeColor="text1"/>
+          <w:sz w:val="22"/>
+          <w:szCs w:val="22"/>
+        </w:rPr>
+        <w:t xml:space="preserve"/>
+      </w:r>
+    </w:p>
+    <w:p>
+      <w:pPr>
+        <w:suppressAutoHyphens/>
+        <w:jc w:val="both"/>
+        <w:rPr>
+          <w:rFonts w:ascii="Calibri" w:hAnsi="Calibri"/>
+          <w:color w:val="000000" w:themeColor="text1"/>
+          <w:sz w:val="22"/>
+          <w:szCs w:val="22"/>
+        </w:rPr>
+      </w:pPr>
+    </w:p>
+    <w:p>
+      <w:pPr>
+        <w:suppressAutoHyphens/>
+        <w:jc w:val="both"/>
+        <w:rPr>
+          <w:rFonts w:ascii="Calibri" w:hAnsi="Calibri"/>
+          <w:b/>
+          <w:bCs/>
+          <w:color w:val="000000" w:themeColor="text1"/>
+          <w:sz w:val="22"/>
+          <w:szCs w:val="22"/>
+        </w:rPr>
+      </w:pPr>
+      <w:r>
+        <w:rPr>
+          <w:rFonts w:ascii="Calibri" w:hAnsi="Calibri"/>
+          <w:b/>
+          <w:bCs/>
+          <w:color w:val="000000" w:themeColor="text1"/>
+          <w:sz w:val="22"/>
+          <w:szCs w:val="22"/>
+        </w:rPr>
+        <w:t>Responsibilities/Tasks:</w:t>
       </w:r>
     </w:p>
     <w:p>
@@ -1071,231 +1247,7 @@
           <w:sz w:val="22"/>
           <w:szCs w:val="22"/>
         </w:rPr>
-        <w:t xml:space="preserve">Responsible for supervision of project, controlling and monitoring of project and contractor’s activities to ensure timely completion of Telecom project within allocated budget.</w:t>
-      </w:r>
-    </w:p>
-    <w:p>
-      <w:pPr>
-        <w:suppressAutoHyphens/>
-        <w:jc w:val="both"/>
-        <w:rPr>
-          <w:rFonts w:ascii="Calibri" w:hAnsi="Calibri"/>
-          <w:color w:val="000000" w:themeColor="text1"/>
-          <w:sz w:val="22"/>
-          <w:szCs w:val="22"/>
-        </w:rPr>
-      </w:pPr>
-      <w:r>
-        <w:rPr>
-          <w:rFonts w:ascii="Calibri" w:hAnsi="Calibri"/>
-          <w:color w:val="000000" w:themeColor="text1"/>
-          <w:sz w:val="22"/>
-          <w:szCs w:val="22"/>
-        </w:rPr>
-        <w:t xml:space="preserve"/>
-      </w:r>
-    </w:p>
-    <w:p>
-      <w:pPr>
-        <w:suppressAutoHyphens/>
-        <w:jc w:val="both"/>
-        <w:rPr>
-          <w:rFonts w:ascii="Calibri" w:hAnsi="Calibri"/>
-          <w:color w:val="000000" w:themeColor="text1"/>
-          <w:sz w:val="22"/>
-          <w:szCs w:val="22"/>
-        </w:rPr>
-      </w:pPr>
-      <w:r>
-        <w:rPr>
-          <w:rFonts w:ascii="Calibri" w:hAnsi="Calibri"/>
-          <w:color w:val="000000" w:themeColor="text1"/>
-          <w:sz w:val="22"/>
-          <w:szCs w:val="22"/>
-        </w:rPr>
-        <w:t xml:space="preserve"/>
-      </w:r>
-    </w:p>
-    <w:p>
-      <w:pPr>
-        <w:suppressAutoHyphens/>
-        <w:jc w:val="both"/>
-        <w:rPr>
-          <w:rFonts w:ascii="Calibri" w:hAnsi="Calibri"/>
-          <w:b/>
-          <w:bCs/>
-          <w:color w:val="000000" w:themeColor="text1"/>
-          <w:sz w:val="22"/>
-          <w:szCs w:val="22"/>
-        </w:rPr>
-      </w:pPr>
-      <w:r>
-        <w:rPr>
-          <w:rFonts w:ascii="Calibri" w:hAnsi="Calibri"/>
-          <w:b/>
-          <w:bCs/>
-          <w:color w:val="000000" w:themeColor="text1"/>
-          <w:sz w:val="22"/>
-          <w:szCs w:val="22"/>
-        </w:rPr>
-        <w:t xml:space="preserve">April 2022 to July 2023 | Surat Metro</w:t>
-      </w:r>
-    </w:p>
-    <w:p>
-      <w:pPr>
-        <w:suppressAutoHyphens/>
-        <w:jc w:val="both"/>
-        <w:rPr>
-          <w:rFonts w:ascii="Calibri" w:hAnsi="Calibri"/>
-          <w:b/>
-          <w:bCs/>
-          <w:color w:val="000000" w:themeColor="text1"/>
-          <w:sz w:val="22"/>
-          <w:szCs w:val="22"/>
-        </w:rPr>
-      </w:pPr>
-      <w:r>
-        <w:rPr>
-          <w:rFonts w:ascii="Calibri" w:hAnsi="Calibri"/>
-          <w:b/>
-          <w:bCs/>
-          <w:color w:val="000000" w:themeColor="text1"/>
-          <w:sz w:val="22"/>
-          <w:szCs w:val="22"/>
-        </w:rPr>
-        <w:t xml:space="preserve">Gurugram, Haryana</w:t>
-      </w:r>
-      <w:r>
-        <w:rPr>
-          <w:rFonts w:ascii="Calibri" w:hAnsi="Calibri"/>
-          <w:b/>
-          <w:bCs/>
-          <w:color w:val="000000" w:themeColor="text1"/>
-          <w:sz w:val="22"/>
-          <w:szCs w:val="22"/>
-        </w:rPr>
-        <w:t xml:space="preserve"> | Dy. Chief Telecom System Engineer/ Chief Resident Engineer-Telecom</w:t>
-      </w:r>
-    </w:p>
-    <w:p>
-      <w:pPr>
-        <w:suppressAutoHyphens/>
-        <w:jc w:val="both"/>
-        <w:rPr>
-          <w:rFonts w:ascii="Calibri" w:hAnsi="Calibri"/>
-          <w:color w:val="000000" w:themeColor="text1"/>
-          <w:sz w:val="22"/>
-          <w:szCs w:val="22"/>
-        </w:rPr>
-      </w:pPr>
-    </w:p>
-    <w:p>
-      <w:pPr>
-        <w:suppressAutoHyphens/>
-        <w:jc w:val="both"/>
-        <w:rPr>
-          <w:rFonts w:ascii="Calibri" w:hAnsi="Calibri"/>
-          <w:color w:val="000000" w:themeColor="text1"/>
-          <w:sz w:val="22"/>
-          <w:szCs w:val="22"/>
-        </w:rPr>
-      </w:pPr>
-      <w:r>
-        <w:rPr>
-          <w:rFonts w:ascii="Calibri" w:hAnsi="Calibri"/>
-          <w:color w:val="000000" w:themeColor="text1"/>
-          <w:sz w:val="22"/>
-          <w:szCs w:val="22"/>
-        </w:rPr>
-        <w:t xml:space="preserve">Project description/summary: Leading project as per contract and norms of tendering, planning, monitoring, testing and controlling the installation and commissioning activities of the telecom systems </w:t>
-      </w:r>
-    </w:p>
-    <w:p>
-      <w:pPr>
-        <w:suppressAutoHyphens/>
-        <w:jc w:val="both"/>
-        <w:rPr>
-          <w:rFonts w:ascii="Calibri" w:hAnsi="Calibri"/>
-          <w:color w:val="000000" w:themeColor="text1"/>
-          <w:sz w:val="22"/>
-          <w:szCs w:val="22"/>
-        </w:rPr>
-      </w:pPr>
-      <w:r>
-        <w:rPr>
-          <w:rFonts w:ascii="Calibri" w:hAnsi="Calibri"/>
-          <w:color w:val="000000" w:themeColor="text1"/>
-          <w:sz w:val="22"/>
-          <w:szCs w:val="22"/>
-        </w:rPr>
-        <w:t xml:space="preserve">Company’s role in the Project: GEC to GMRCL</w:t>
-      </w:r>
-    </w:p>
-    <w:p>
-      <w:pPr>
-        <w:suppressAutoHyphens/>
-        <w:jc w:val="both"/>
-        <w:rPr>
-          <w:rFonts w:ascii="Calibri" w:hAnsi="Calibri"/>
-          <w:color w:val="000000" w:themeColor="text1"/>
-          <w:sz w:val="22"/>
-          <w:szCs w:val="22"/>
-        </w:rPr>
-      </w:pPr>
-      <w:r>
-        <w:rPr>
-          <w:rFonts w:ascii="Calibri" w:hAnsi="Calibri"/>
-          <w:color w:val="000000" w:themeColor="text1"/>
-          <w:sz w:val="22"/>
-          <w:szCs w:val="22"/>
-        </w:rPr>
-        <w:t xml:space="preserve">Value: </w:t>
-      </w:r>
-      <w:r>
-        <w:rPr>
-          <w:rFonts w:ascii="Calibri" w:hAnsi="Calibri"/>
-          <w:color w:val="000000" w:themeColor="text1"/>
-          <w:sz w:val="22"/>
-          <w:szCs w:val="22"/>
-        </w:rPr>
-        <w:t xml:space="preserve"/>
-      </w:r>
-    </w:p>
-    <w:p>
-      <w:pPr>
-        <w:suppressAutoHyphens/>
-        <w:jc w:val="both"/>
-        <w:rPr>
-          <w:rFonts w:ascii="Calibri" w:hAnsi="Calibri"/>
-          <w:color w:val="000000" w:themeColor="text1"/>
-          <w:sz w:val="22"/>
-          <w:szCs w:val="22"/>
-        </w:rPr>
-      </w:pPr>
-    </w:p>
-    <w:p>
-      <w:pPr>
-        <w:suppressAutoHyphens/>
-        <w:jc w:val="both"/>
-        <w:rPr>
-          <w:rFonts w:ascii="Calibri" w:hAnsi="Calibri"/>
-          <w:b/>
-          <w:bCs/>
-          <w:color w:val="000000" w:themeColor="text1"/>
-          <w:sz w:val="22"/>
-          <w:szCs w:val="22"/>
-        </w:rPr>
-      </w:pPr>
-      <w:r>
-        <w:rPr>
-          <w:rFonts w:ascii="Calibri" w:hAnsi="Calibri"/>
-          <w:b/>
-          <w:bCs/>
-          <w:color w:val="000000" w:themeColor="text1"/>
-          <w:sz w:val="22"/>
-          <w:szCs w:val="22"/>
-        </w:rPr>
-        <w:t>Responsibilities/Tasks:</w:t>
+        <w:t xml:space="preserve">Responsible for testing (IAT, PAT, SAT &amp; ITC) of all telecom subsystems and reviewing design reports, drawings, technical approvals FAT, QA/QC Monitoring and documents of Telecom project.</w:t>
       </w:r>
     </w:p>
     <w:p>
@@ -1342,7 +1294,231 @@
           <w:sz w:val="22"/>
           <w:szCs w:val="22"/>
         </w:rPr>
-        <w:t xml:space="preserve">Responsible of leading project as per contract and norms of tendering, planning, monitoring, testing and controlling the installation and commissioning activities of the telecom systems like Passenger Information Display System (PIDS), Public Address System (PAS), Master Clocks System, Tetra, CCTV, FOTS, Telephone System and ACS System etc.</w:t>
+        <w:t xml:space="preserve">Responsible for supervision of project, controlling and monitoring of project and contractor’s activities to ensure timely completion of Telecom project within allocated budget.</w:t>
+      </w:r>
+    </w:p>
+    <w:p>
+      <w:pPr>
+        <w:suppressAutoHyphens/>
+        <w:jc w:val="both"/>
+        <w:rPr>
+          <w:rFonts w:ascii="Calibri" w:hAnsi="Calibri"/>
+          <w:color w:val="000000" w:themeColor="text1"/>
+          <w:sz w:val="22"/>
+          <w:szCs w:val="22"/>
+        </w:rPr>
+      </w:pPr>
+      <w:r>
+        <w:rPr>
+          <w:rFonts w:ascii="Calibri" w:hAnsi="Calibri"/>
+          <w:color w:val="000000" w:themeColor="text1"/>
+          <w:sz w:val="22"/>
+          <w:szCs w:val="22"/>
+        </w:rPr>
+        <w:t xml:space="preserve"/>
+      </w:r>
+    </w:p>
+    <w:p>
+      <w:pPr>
+        <w:suppressAutoHyphens/>
+        <w:jc w:val="both"/>
+        <w:rPr>
+          <w:rFonts w:ascii="Calibri" w:hAnsi="Calibri"/>
+          <w:color w:val="000000" w:themeColor="text1"/>
+          <w:sz w:val="22"/>
+          <w:szCs w:val="22"/>
+        </w:rPr>
+      </w:pPr>
+      <w:r>
+        <w:rPr>
+          <w:rFonts w:ascii="Calibri" w:hAnsi="Calibri"/>
+          <w:color w:val="000000" w:themeColor="text1"/>
+          <w:sz w:val="22"/>
+          <w:szCs w:val="22"/>
+        </w:rPr>
+        <w:t xml:space="preserve"/>
+      </w:r>
+    </w:p>
+    <w:p>
+      <w:pPr>
+        <w:suppressAutoHyphens/>
+        <w:jc w:val="both"/>
+        <w:rPr>
+          <w:rFonts w:ascii="Calibri" w:hAnsi="Calibri"/>
+          <w:b/>
+          <w:bCs/>
+          <w:color w:val="000000" w:themeColor="text1"/>
+          <w:sz w:val="22"/>
+          <w:szCs w:val="22"/>
+        </w:rPr>
+      </w:pPr>
+      <w:r>
+        <w:rPr>
+          <w:rFonts w:ascii="Calibri" w:hAnsi="Calibri"/>
+          <w:b/>
+          <w:bCs/>
+          <w:color w:val="000000" w:themeColor="text1"/>
+          <w:sz w:val="22"/>
+          <w:szCs w:val="22"/>
+        </w:rPr>
+        <w:t xml:space="preserve">May 2021 to September 2021 | Train Collision Avoidance System (TCAS) Telecom System</w:t>
+      </w:r>
+    </w:p>
+    <w:p>
+      <w:pPr>
+        <w:suppressAutoHyphens/>
+        <w:jc w:val="both"/>
+        <w:rPr>
+          <w:rFonts w:ascii="Calibri" w:hAnsi="Calibri"/>
+          <w:b/>
+          <w:bCs/>
+          <w:color w:val="000000" w:themeColor="text1"/>
+          <w:sz w:val="22"/>
+          <w:szCs w:val="22"/>
+        </w:rPr>
+      </w:pPr>
+      <w:r>
+        <w:rPr>
+          <w:rFonts w:ascii="Calibri" w:hAnsi="Calibri"/>
+          <w:b/>
+          <w:bCs/>
+          <w:color w:val="000000" w:themeColor="text1"/>
+          <w:sz w:val="22"/>
+          <w:szCs w:val="22"/>
+        </w:rPr>
+        <w:t xml:space="preserve">Sonipat, Haryana</w:t>
+      </w:r>
+      <w:r>
+        <w:rPr>
+          <w:rFonts w:ascii="Calibri" w:hAnsi="Calibri"/>
+          <w:b/>
+          <w:bCs/>
+          <w:color w:val="000000" w:themeColor="text1"/>
+          <w:sz w:val="22"/>
+          <w:szCs w:val="22"/>
+        </w:rPr>
+        <w:t xml:space="preserve"> | Project Head-TCAS 1</w:t>
+      </w:r>
+    </w:p>
+    <w:p>
+      <w:pPr>
+        <w:suppressAutoHyphens/>
+        <w:jc w:val="both"/>
+        <w:rPr>
+          <w:rFonts w:ascii="Calibri" w:hAnsi="Calibri"/>
+          <w:color w:val="000000" w:themeColor="text1"/>
+          <w:sz w:val="22"/>
+          <w:szCs w:val="22"/>
+        </w:rPr>
+      </w:pPr>
+    </w:p>
+    <w:p>
+      <w:pPr>
+        <w:suppressAutoHyphens/>
+        <w:jc w:val="both"/>
+        <w:rPr>
+          <w:rFonts w:ascii="Calibri" w:hAnsi="Calibri"/>
+          <w:color w:val="000000" w:themeColor="text1"/>
+          <w:sz w:val="22"/>
+          <w:szCs w:val="22"/>
+        </w:rPr>
+      </w:pPr>
+      <w:r>
+        <w:rPr>
+          <w:rFonts w:ascii="Calibri" w:hAnsi="Calibri"/>
+          <w:color w:val="000000" w:themeColor="text1"/>
+          <w:sz w:val="22"/>
+          <w:szCs w:val="22"/>
+        </w:rPr>
+        <w:t xml:space="preserve">Project description/summary: Responsible for planning the entire work execution of Train Collision Avoidance System (TCAS) Telecom projects in Indian Railways. </w:t>
+      </w:r>
+    </w:p>
+    <w:p>
+      <w:pPr>
+        <w:suppressAutoHyphens/>
+        <w:jc w:val="both"/>
+        <w:rPr>
+          <w:rFonts w:ascii="Calibri" w:hAnsi="Calibri"/>
+          <w:color w:val="000000" w:themeColor="text1"/>
+          <w:sz w:val="22"/>
+          <w:szCs w:val="22"/>
+        </w:rPr>
+      </w:pPr>
+      <w:r>
+        <w:rPr>
+          <w:rFonts w:ascii="Calibri" w:hAnsi="Calibri"/>
+          <w:color w:val="000000" w:themeColor="text1"/>
+          <w:sz w:val="22"/>
+          <w:szCs w:val="22"/>
+        </w:rPr>
+        <w:t xml:space="preserve">Company’s role in the Project: Consultant</w:t>
+      </w:r>
+    </w:p>
+    <w:p>
+      <w:pPr>
+        <w:suppressAutoHyphens/>
+        <w:jc w:val="both"/>
+        <w:rPr>
+          <w:rFonts w:ascii="Calibri" w:hAnsi="Calibri"/>
+          <w:color w:val="000000" w:themeColor="text1"/>
+          <w:sz w:val="22"/>
+          <w:szCs w:val="22"/>
+        </w:rPr>
+      </w:pPr>
+      <w:r>
+        <w:rPr>
+          <w:rFonts w:ascii="Calibri" w:hAnsi="Calibri"/>
+          <w:color w:val="000000" w:themeColor="text1"/>
+          <w:sz w:val="22"/>
+          <w:szCs w:val="22"/>
+        </w:rPr>
+        <w:t xml:space="preserve">Value: </w:t>
+      </w:r>
+      <w:r>
+        <w:rPr>
+          <w:rFonts w:ascii="Calibri" w:hAnsi="Calibri"/>
+          <w:color w:val="000000" w:themeColor="text1"/>
+          <w:sz w:val="22"/>
+          <w:szCs w:val="22"/>
+        </w:rPr>
+        <w:t xml:space="preserve"/>
+      </w:r>
+    </w:p>
+    <w:p>
+      <w:pPr>
+        <w:suppressAutoHyphens/>
+        <w:jc w:val="both"/>
+        <w:rPr>
+          <w:rFonts w:ascii="Calibri" w:hAnsi="Calibri"/>
+          <w:color w:val="000000" w:themeColor="text1"/>
+          <w:sz w:val="22"/>
+          <w:szCs w:val="22"/>
+        </w:rPr>
+      </w:pPr>
+    </w:p>
+    <w:p>
+      <w:pPr>
+        <w:suppressAutoHyphens/>
+        <w:jc w:val="both"/>
+        <w:rPr>
+          <w:rFonts w:ascii="Calibri" w:hAnsi="Calibri"/>
+          <w:b/>
+          <w:bCs/>
+          <w:color w:val="000000" w:themeColor="text1"/>
+          <w:sz w:val="22"/>
+          <w:szCs w:val="22"/>
+        </w:rPr>
+      </w:pPr>
+      <w:r>
+        <w:rPr>
+          <w:rFonts w:ascii="Calibri" w:hAnsi="Calibri"/>
+          <w:b/>
+          <w:bCs/>
+          <w:color w:val="000000" w:themeColor="text1"/>
+          <w:sz w:val="22"/>
+          <w:szCs w:val="22"/>
+        </w:rPr>
+        <w:t>Responsibilities/Tasks:</w:t>
       </w:r>
     </w:p>
     <w:p>
@@ -1389,7 +1565,7 @@
           <w:sz w:val="22"/>
           <w:szCs w:val="22"/>
         </w:rPr>
-        <w:t xml:space="preserve">Responsible for testing (IAT, PAT, SAT &amp; ITC) of all telecom sub systems and reviewing design reports, drawings, technical approvals FAT, QA/QC Monitoring and documents of Telecom project.</w:t>
+        <w:t xml:space="preserve">To do the interfacing with Railway officials and clients/OEMs.</w:t>
       </w:r>
     </w:p>
     <w:p>
@@ -1436,231 +1612,7 @@
           <w:sz w:val="22"/>
           <w:szCs w:val="22"/>
         </w:rPr>
-        <w:t xml:space="preserve">Responsible for supervision of project, controlling and monitoring of project and contractor’s activities to ensure timely completion of Telecom project within allocated budget.</w:t>
-      </w:r>
-    </w:p>
-    <w:p>
-      <w:pPr>
-        <w:suppressAutoHyphens/>
-        <w:jc w:val="both"/>
-        <w:rPr>
-          <w:rFonts w:ascii="Calibri" w:hAnsi="Calibri"/>
-          <w:color w:val="000000" w:themeColor="text1"/>
-          <w:sz w:val="22"/>
-          <w:szCs w:val="22"/>
-        </w:rPr>
-      </w:pPr>
-      <w:r>
-        <w:rPr>
-          <w:rFonts w:ascii="Calibri" w:hAnsi="Calibri"/>
-          <w:color w:val="000000" w:themeColor="text1"/>
-          <w:sz w:val="22"/>
-          <w:szCs w:val="22"/>
-        </w:rPr>
-        <w:t xml:space="preserve"/>
-      </w:r>
-    </w:p>
-    <w:p>
-      <w:pPr>
-        <w:suppressAutoHyphens/>
-        <w:jc w:val="both"/>
-        <w:rPr>
-          <w:rFonts w:ascii="Calibri" w:hAnsi="Calibri"/>
-          <w:color w:val="000000" w:themeColor="text1"/>
-          <w:sz w:val="22"/>
-          <w:szCs w:val="22"/>
-        </w:rPr>
-      </w:pPr>
-      <w:r>
-        <w:rPr>
-          <w:rFonts w:ascii="Calibri" w:hAnsi="Calibri"/>
-          <w:color w:val="000000" w:themeColor="text1"/>
-          <w:sz w:val="22"/>
-          <w:szCs w:val="22"/>
-        </w:rPr>
-        <w:t xml:space="preserve"/>
-      </w:r>
-    </w:p>
-    <w:p>
-      <w:pPr>
-        <w:suppressAutoHyphens/>
-        <w:jc w:val="both"/>
-        <w:rPr>
-          <w:rFonts w:ascii="Calibri" w:hAnsi="Calibri"/>
-          <w:b/>
-          <w:bCs/>
-          <w:color w:val="000000" w:themeColor="text1"/>
-          <w:sz w:val="22"/>
-          <w:szCs w:val="22"/>
-        </w:rPr>
-      </w:pPr>
-      <w:r>
-        <w:rPr>
-          <w:rFonts w:ascii="Calibri" w:hAnsi="Calibri"/>
-          <w:b/>
-          <w:bCs/>
-          <w:color w:val="000000" w:themeColor="text1"/>
-          <w:sz w:val="22"/>
-          <w:szCs w:val="22"/>
-        </w:rPr>
-        <w:t xml:space="preserve">May 2021 to September 2021 | Train Collision Avoidance System (TCAS) Telecom System</w:t>
-      </w:r>
-    </w:p>
-    <w:p>
-      <w:pPr>
-        <w:suppressAutoHyphens/>
-        <w:jc w:val="both"/>
-        <w:rPr>
-          <w:rFonts w:ascii="Calibri" w:hAnsi="Calibri"/>
-          <w:b/>
-          <w:bCs/>
-          <w:color w:val="000000" w:themeColor="text1"/>
-          <w:sz w:val="22"/>
-          <w:szCs w:val="22"/>
-        </w:rPr>
-      </w:pPr>
-      <w:r>
-        <w:rPr>
-          <w:rFonts w:ascii="Calibri" w:hAnsi="Calibri"/>
-          <w:b/>
-          <w:bCs/>
-          <w:color w:val="000000" w:themeColor="text1"/>
-          <w:sz w:val="22"/>
-          <w:szCs w:val="22"/>
-        </w:rPr>
-        <w:t xml:space="preserve">Sonipat, Haryana</w:t>
-      </w:r>
-      <w:r>
-        <w:rPr>
-          <w:rFonts w:ascii="Calibri" w:hAnsi="Calibri"/>
-          <w:b/>
-          <w:bCs/>
-          <w:color w:val="000000" w:themeColor="text1"/>
-          <w:sz w:val="22"/>
-          <w:szCs w:val="22"/>
-        </w:rPr>
-        <w:t xml:space="preserve"> | Project Head-TCAS 1(Telecom Systems)</w:t>
-      </w:r>
-    </w:p>
-    <w:p>
-      <w:pPr>
-        <w:suppressAutoHyphens/>
-        <w:jc w:val="both"/>
-        <w:rPr>
-          <w:rFonts w:ascii="Calibri" w:hAnsi="Calibri"/>
-          <w:color w:val="000000" w:themeColor="text1"/>
-          <w:sz w:val="22"/>
-          <w:szCs w:val="22"/>
-        </w:rPr>
-      </w:pPr>
-    </w:p>
-    <w:p>
-      <w:pPr>
-        <w:suppressAutoHyphens/>
-        <w:jc w:val="both"/>
-        <w:rPr>
-          <w:rFonts w:ascii="Calibri" w:hAnsi="Calibri"/>
-          <w:color w:val="000000" w:themeColor="text1"/>
-          <w:sz w:val="22"/>
-          <w:szCs w:val="22"/>
-        </w:rPr>
-      </w:pPr>
-      <w:r>
-        <w:rPr>
-          <w:rFonts w:ascii="Calibri" w:hAnsi="Calibri"/>
-          <w:color w:val="000000" w:themeColor="text1"/>
-          <w:sz w:val="22"/>
-          <w:szCs w:val="22"/>
-        </w:rPr>
-        <w:t xml:space="preserve">Project description/summary: Planning the entire work execution of Train Collision Avoidance System (TCAS) Telecom projects in Indian Railways </w:t>
-      </w:r>
-    </w:p>
-    <w:p>
-      <w:pPr>
-        <w:suppressAutoHyphens/>
-        <w:jc w:val="both"/>
-        <w:rPr>
-          <w:rFonts w:ascii="Calibri" w:hAnsi="Calibri"/>
-          <w:color w:val="000000" w:themeColor="text1"/>
-          <w:sz w:val="22"/>
-          <w:szCs w:val="22"/>
-        </w:rPr>
-      </w:pPr>
-      <w:r>
-        <w:rPr>
-          <w:rFonts w:ascii="Calibri" w:hAnsi="Calibri"/>
-          <w:color w:val="000000" w:themeColor="text1"/>
-          <w:sz w:val="22"/>
-          <w:szCs w:val="22"/>
-        </w:rPr>
-        <w:t xml:space="preserve">Company’s role in the Project: </w:t>
-      </w:r>
-    </w:p>
-    <w:p>
-      <w:pPr>
-        <w:suppressAutoHyphens/>
-        <w:jc w:val="both"/>
-        <w:rPr>
-          <w:rFonts w:ascii="Calibri" w:hAnsi="Calibri"/>
-          <w:color w:val="000000" w:themeColor="text1"/>
-          <w:sz w:val="22"/>
-          <w:szCs w:val="22"/>
-        </w:rPr>
-      </w:pPr>
-      <w:r>
-        <w:rPr>
-          <w:rFonts w:ascii="Calibri" w:hAnsi="Calibri"/>
-          <w:color w:val="000000" w:themeColor="text1"/>
-          <w:sz w:val="22"/>
-          <w:szCs w:val="22"/>
-        </w:rPr>
-        <w:t xml:space="preserve">Value: </w:t>
-      </w:r>
-      <w:r>
-        <w:rPr>
-          <w:rFonts w:ascii="Calibri" w:hAnsi="Calibri"/>
-          <w:color w:val="000000" w:themeColor="text1"/>
-          <w:sz w:val="22"/>
-          <w:szCs w:val="22"/>
-        </w:rPr>
-        <w:t xml:space="preserve"/>
-      </w:r>
-    </w:p>
-    <w:p>
-      <w:pPr>
-        <w:suppressAutoHyphens/>
-        <w:jc w:val="both"/>
-        <w:rPr>
-          <w:rFonts w:ascii="Calibri" w:hAnsi="Calibri"/>
-          <w:color w:val="000000" w:themeColor="text1"/>
-          <w:sz w:val="22"/>
-          <w:szCs w:val="22"/>
-        </w:rPr>
-      </w:pPr>
-    </w:p>
-    <w:p>
-      <w:pPr>
-        <w:suppressAutoHyphens/>
-        <w:jc w:val="both"/>
-        <w:rPr>
-          <w:rFonts w:ascii="Calibri" w:hAnsi="Calibri"/>
-          <w:b/>
-          <w:bCs/>
-          <w:color w:val="000000" w:themeColor="text1"/>
-          <w:sz w:val="22"/>
-          <w:szCs w:val="22"/>
-        </w:rPr>
-      </w:pPr>
-      <w:r>
-        <w:rPr>
-          <w:rFonts w:ascii="Calibri" w:hAnsi="Calibri"/>
-          <w:b/>
-          <w:bCs/>
-          <w:color w:val="000000" w:themeColor="text1"/>
-          <w:sz w:val="22"/>
-          <w:szCs w:val="22"/>
-        </w:rPr>
-        <w:t>Responsibilities/Tasks:</w:t>
+        <w:t xml:space="preserve">Responsible for controlling and monitoring of TCAS projects to ensure timely completion.</w:t>
       </w:r>
     </w:p>
     <w:p>
@@ -1707,7 +1659,7 @@
           <w:sz w:val="22"/>
           <w:szCs w:val="22"/>
         </w:rPr>
-        <w:t xml:space="preserve">Responsible for planning the entire work execution of Train Collision Avoidance System (TCAS) Telecom projects in Indian Railways.</w:t>
+        <w:t xml:space="preserve">Execution work of Loco TCAS has been completed successfully in Mauli Ali Loco Shed, Hyderabad in Loco No. 13408, 13225, 13314, 13377, 13254 and 13395.</w:t>
       </w:r>
     </w:p>
     <w:p>
@@ -1754,7 +1706,7 @@
           <w:sz w:val="22"/>
           <w:szCs w:val="22"/>
         </w:rPr>
-        <w:t xml:space="preserve">To do the interfacing with Railway officials and clients/OEMs.</w:t>
+        <w:t xml:space="preserve">Execution work of Loco TCAS has been completed successfully in Diesel Loco Shed, Guntakal, Andhra Pradesh in Loco No. 11392 and 13236.</w:t>
       </w:r>
     </w:p>
     <w:p>
@@ -1801,7 +1753,7 @@
           <w:sz w:val="22"/>
           <w:szCs w:val="22"/>
         </w:rPr>
-        <w:t xml:space="preserve">Responsible for controlling and monitoring of TCAS projects to ensure timely completion.</w:t>
+        <w:t xml:space="preserve">Execution work of Loco TCAS has been completed successfully in Electric Loco Shed, Vijaywada, Andhra Pradesh in Loco No 25032.</w:t>
       </w:r>
     </w:p>
     <w:p>
@@ -1848,7 +1800,7 @@
           <w:sz w:val="22"/>
           <w:szCs w:val="22"/>
         </w:rPr>
-        <w:t xml:space="preserve">Execution work of Loco TCAS has been completed successfully in Mauli Ali Loco Shed, Hyderabad in Loco No. 13408, 13225, 13314, 13377, 13254 and 13395.</w:t>
+        <w:t xml:space="preserve">Responsible for expanding the business and innovating new technologies to implement in Telecom domain.</w:t>
       </w:r>
     </w:p>
     <w:p>
@@ -1895,7 +1847,7 @@
           <w:sz w:val="22"/>
           <w:szCs w:val="22"/>
         </w:rPr>
-        <w:t xml:space="preserve">Execution work of Loco TCAS has been completed successfully in Diesel Loco Shed, Guntakal, Andhra Pradesh in Loco No. 11392 and 13236.</w:t>
+        <w:t xml:space="preserve">To do the interfacing with officials for getting new Telecom Projects in Metro and Railways.</w:t>
       </w:r>
     </w:p>
     <w:p>
@@ -1942,7 +1894,7 @@
           <w:sz w:val="22"/>
           <w:szCs w:val="22"/>
         </w:rPr>
-        <w:t xml:space="preserve">Execution work of Loco TCAS has been completed successfully in Electric Loco Shed, Vijaywada, Andhra Pradesh in Loco No 25032.</w:t>
+        <w:t xml:space="preserve">Responsible for making strategic partnerships with reputed organizations.</w:t>
       </w:r>
     </w:p>
     <w:p>
@@ -2009,7 +1961,679 @@
           <w:sz w:val="22"/>
           <w:szCs w:val="22"/>
         </w:rPr>
-        <w:t xml:space="preserve">December 2019 to May 2021 | </w:t>
+        <w:t xml:space="preserve">July 2012 to October 2016 | DMRC/CS-15 Phase-III Projects</w:t>
+      </w:r>
+    </w:p>
+    <w:p>
+      <w:pPr>
+        <w:suppressAutoHyphens/>
+        <w:jc w:val="both"/>
+        <w:rPr>
+          <w:rFonts w:ascii="Calibri" w:hAnsi="Calibri"/>
+          <w:b/>
+          <w:bCs/>
+          <w:color w:val="000000" w:themeColor="text1"/>
+          <w:sz w:val="22"/>
+          <w:szCs w:val="22"/>
+        </w:rPr>
+      </w:pPr>
+      <w:r>
+        <w:rPr>
+          <w:rFonts w:ascii="Calibri" w:hAnsi="Calibri"/>
+          <w:b/>
+          <w:bCs/>
+          <w:color w:val="000000" w:themeColor="text1"/>
+          <w:sz w:val="22"/>
+          <w:szCs w:val="22"/>
+        </w:rPr>
+        <w:t xml:space="preserve">Noida</w:t>
+      </w:r>
+      <w:r>
+        <w:rPr>
+          <w:rFonts w:ascii="Calibri" w:hAnsi="Calibri"/>
+          <w:b/>
+          <w:bCs/>
+          <w:color w:val="000000" w:themeColor="text1"/>
+          <w:sz w:val="22"/>
+          <w:szCs w:val="22"/>
+        </w:rPr>
+        <w:t xml:space="preserve"> | Manager-Project (Metro-Telecom)</w:t>
+      </w:r>
+    </w:p>
+    <w:p>
+      <w:pPr>
+        <w:suppressAutoHyphens/>
+        <w:jc w:val="both"/>
+        <w:rPr>
+          <w:rFonts w:ascii="Calibri" w:hAnsi="Calibri"/>
+          <w:color w:val="000000" w:themeColor="text1"/>
+          <w:sz w:val="22"/>
+          <w:szCs w:val="22"/>
+        </w:rPr>
+      </w:pPr>
+    </w:p>
+    <w:p>
+      <w:pPr>
+        <w:suppressAutoHyphens/>
+        <w:jc w:val="both"/>
+        <w:rPr>
+          <w:rFonts w:ascii="Calibri" w:hAnsi="Calibri"/>
+          <w:color w:val="000000" w:themeColor="text1"/>
+          <w:sz w:val="22"/>
+          <w:szCs w:val="22"/>
+        </w:rPr>
+      </w:pPr>
+      <w:r>
+        <w:rPr>
+          <w:rFonts w:ascii="Calibri" w:hAnsi="Calibri"/>
+          <w:color w:val="000000" w:themeColor="text1"/>
+          <w:sz w:val="22"/>
+          <w:szCs w:val="22"/>
+        </w:rPr>
+        <w:t xml:space="preserve">Project description/summary:  </w:t>
+      </w:r>
+    </w:p>
+    <w:p>
+      <w:pPr>
+        <w:suppressAutoHyphens/>
+        <w:jc w:val="both"/>
+        <w:rPr>
+          <w:rFonts w:ascii="Calibri" w:hAnsi="Calibri"/>
+          <w:color w:val="000000" w:themeColor="text1"/>
+          <w:sz w:val="22"/>
+          <w:szCs w:val="22"/>
+        </w:rPr>
+      </w:pPr>
+      <w:r>
+        <w:rPr>
+          <w:rFonts w:ascii="Calibri" w:hAnsi="Calibri"/>
+          <w:color w:val="000000" w:themeColor="text1"/>
+          <w:sz w:val="22"/>
+          <w:szCs w:val="22"/>
+        </w:rPr>
+        <w:t xml:space="preserve">Company’s role in the Project: Consultant</w:t>
+      </w:r>
+    </w:p>
+    <w:p>
+      <w:pPr>
+        <w:suppressAutoHyphens/>
+        <w:jc w:val="both"/>
+        <w:rPr>
+          <w:rFonts w:ascii="Calibri" w:hAnsi="Calibri"/>
+          <w:color w:val="000000" w:themeColor="text1"/>
+          <w:sz w:val="22"/>
+          <w:szCs w:val="22"/>
+        </w:rPr>
+      </w:pPr>
+      <w:r>
+        <w:rPr>
+          <w:rFonts w:ascii="Calibri" w:hAnsi="Calibri"/>
+          <w:color w:val="000000" w:themeColor="text1"/>
+          <w:sz w:val="22"/>
+          <w:szCs w:val="22"/>
+        </w:rPr>
+        <w:t xml:space="preserve">Value: </w:t>
+      </w:r>
+      <w:r>
+        <w:rPr>
+          <w:rFonts w:ascii="Calibri" w:hAnsi="Calibri"/>
+          <w:color w:val="000000" w:themeColor="text1"/>
+          <w:sz w:val="22"/>
+          <w:szCs w:val="22"/>
+        </w:rPr>
+        <w:t xml:space="preserve"/>
+      </w:r>
+    </w:p>
+    <w:p>
+      <w:pPr>
+        <w:suppressAutoHyphens/>
+        <w:jc w:val="both"/>
+        <w:rPr>
+          <w:rFonts w:ascii="Calibri" w:hAnsi="Calibri"/>
+          <w:color w:val="000000" w:themeColor="text1"/>
+          <w:sz w:val="22"/>
+          <w:szCs w:val="22"/>
+        </w:rPr>
+      </w:pPr>
+    </w:p>
+    <w:p>
+      <w:pPr>
+        <w:suppressAutoHyphens/>
+        <w:jc w:val="both"/>
+        <w:rPr>
+          <w:rFonts w:ascii="Calibri" w:hAnsi="Calibri"/>
+          <w:b/>
+          <w:bCs/>
+          <w:color w:val="000000" w:themeColor="text1"/>
+          <w:sz w:val="22"/>
+          <w:szCs w:val="22"/>
+        </w:rPr>
+      </w:pPr>
+      <w:r>
+        <w:rPr>
+          <w:rFonts w:ascii="Calibri" w:hAnsi="Calibri"/>
+          <w:b/>
+          <w:bCs/>
+          <w:color w:val="000000" w:themeColor="text1"/>
+          <w:sz w:val="22"/>
+          <w:szCs w:val="22"/>
+        </w:rPr>
+        <w:t>Responsibilities/Tasks:</w:t>
+      </w:r>
+    </w:p>
+    <w:p>
+      <w:pPr>
+        <w:suppressAutoHyphens/>
+        <w:jc w:val="both"/>
+        <w:rPr>
+          <w:rFonts w:ascii="Calibri" w:hAnsi="Calibri"/>
+          <w:color w:val="000000" w:themeColor="text1"/>
+          <w:sz w:val="22"/>
+          <w:szCs w:val="22"/>
+        </w:rPr>
+      </w:pPr>
+      <w:r>
+        <w:rPr>
+          <w:rFonts w:ascii="Calibri" w:hAnsi="Calibri"/>
+          <w:color w:val="000000" w:themeColor="text1"/>
+          <w:sz w:val="22"/>
+          <w:szCs w:val="22"/>
+        </w:rPr>
+        <w:t xml:space="preserve"/>
+      </w:r>
+    </w:p>
+    <w:p>
+      <w:pPr>
+        <w:suppressAutoHyphens/>
+        <w:jc w:val="both"/>
+        <w:rPr>
+          <w:rFonts w:ascii="Calibri" w:hAnsi="Calibri"/>
+          <w:color w:val="000000" w:themeColor="text1"/>
+          <w:sz w:val="22"/>
+          <w:szCs w:val="22"/>
+        </w:rPr>
+      </w:pPr>
+      <w:r>
+        <w:rPr>
+          <w:rFonts w:ascii="Calibri" w:hAnsi="Calibri"/>
+          <w:color w:val="000000" w:themeColor="text1"/>
+          <w:sz w:val="22"/>
+          <w:szCs w:val="22"/>
+        </w:rPr>
+        <w:t xml:space="preserve"/>
+      </w:r>
+    </w:p>
+    <w:p>
+      <w:pPr>
+        <w:suppressAutoHyphens/>
+        <w:jc w:val="both"/>
+        <w:rPr>
+          <w:rFonts w:ascii="Calibri" w:hAnsi="Calibri"/>
+          <w:b/>
+          <w:bCs/>
+          <w:color w:val="000000" w:themeColor="text1"/>
+          <w:sz w:val="22"/>
+          <w:szCs w:val="22"/>
+        </w:rPr>
+      </w:pPr>
+      <w:r>
+        <w:rPr>
+          <w:rFonts w:ascii="Calibri" w:hAnsi="Calibri"/>
+          <w:b/>
+          <w:bCs/>
+          <w:color w:val="000000" w:themeColor="text1"/>
+          <w:sz w:val="22"/>
+          <w:szCs w:val="22"/>
+        </w:rPr>
+        <w:t xml:space="preserve">February 2017 to June 2019 | DMRC/CS-15 Extn. Phase-III Projects</w:t>
+      </w:r>
+    </w:p>
+    <w:p>
+      <w:pPr>
+        <w:suppressAutoHyphens/>
+        <w:jc w:val="both"/>
+        <w:rPr>
+          <w:rFonts w:ascii="Calibri" w:hAnsi="Calibri"/>
+          <w:b/>
+          <w:bCs/>
+          <w:color w:val="000000" w:themeColor="text1"/>
+          <w:sz w:val="22"/>
+          <w:szCs w:val="22"/>
+        </w:rPr>
+      </w:pPr>
+      <w:r>
+        <w:rPr>
+          <w:rFonts w:ascii="Calibri" w:hAnsi="Calibri"/>
+          <w:b/>
+          <w:bCs/>
+          <w:color w:val="000000" w:themeColor="text1"/>
+          <w:sz w:val="22"/>
+          <w:szCs w:val="22"/>
+        </w:rPr>
+        <w:t xml:space="preserve">Noida</w:t>
+      </w:r>
+      <w:r>
+        <w:rPr>
+          <w:rFonts w:ascii="Calibri" w:hAnsi="Calibri"/>
+          <w:b/>
+          <w:bCs/>
+          <w:color w:val="000000" w:themeColor="text1"/>
+          <w:sz w:val="22"/>
+          <w:szCs w:val="22"/>
+        </w:rPr>
+        <w:t xml:space="preserve"> | Manager-Project (Metro-Telecom)</w:t>
+      </w:r>
+    </w:p>
+    <w:p>
+      <w:pPr>
+        <w:suppressAutoHyphens/>
+        <w:jc w:val="both"/>
+        <w:rPr>
+          <w:rFonts w:ascii="Calibri" w:hAnsi="Calibri"/>
+          <w:color w:val="000000" w:themeColor="text1"/>
+          <w:sz w:val="22"/>
+          <w:szCs w:val="22"/>
+        </w:rPr>
+      </w:pPr>
+    </w:p>
+    <w:p>
+      <w:pPr>
+        <w:suppressAutoHyphens/>
+        <w:jc w:val="both"/>
+        <w:rPr>
+          <w:rFonts w:ascii="Calibri" w:hAnsi="Calibri"/>
+          <w:color w:val="000000" w:themeColor="text1"/>
+          <w:sz w:val="22"/>
+          <w:szCs w:val="22"/>
+        </w:rPr>
+      </w:pPr>
+      <w:r>
+        <w:rPr>
+          <w:rFonts w:ascii="Calibri" w:hAnsi="Calibri"/>
+          <w:color w:val="000000" w:themeColor="text1"/>
+          <w:sz w:val="22"/>
+          <w:szCs w:val="22"/>
+        </w:rPr>
+        <w:t xml:space="preserve">Project description/summary:  </w:t>
+      </w:r>
+    </w:p>
+    <w:p>
+      <w:pPr>
+        <w:suppressAutoHyphens/>
+        <w:jc w:val="both"/>
+        <w:rPr>
+          <w:rFonts w:ascii="Calibri" w:hAnsi="Calibri"/>
+          <w:color w:val="000000" w:themeColor="text1"/>
+          <w:sz w:val="22"/>
+          <w:szCs w:val="22"/>
+        </w:rPr>
+      </w:pPr>
+      <w:r>
+        <w:rPr>
+          <w:rFonts w:ascii="Calibri" w:hAnsi="Calibri"/>
+          <w:color w:val="000000" w:themeColor="text1"/>
+          <w:sz w:val="22"/>
+          <w:szCs w:val="22"/>
+        </w:rPr>
+        <w:t xml:space="preserve">Company’s role in the Project: Consultant</w:t>
+      </w:r>
+    </w:p>
+    <w:p>
+      <w:pPr>
+        <w:suppressAutoHyphens/>
+        <w:jc w:val="both"/>
+        <w:rPr>
+          <w:rFonts w:ascii="Calibri" w:hAnsi="Calibri"/>
+          <w:color w:val="000000" w:themeColor="text1"/>
+          <w:sz w:val="22"/>
+          <w:szCs w:val="22"/>
+        </w:rPr>
+      </w:pPr>
+      <w:r>
+        <w:rPr>
+          <w:rFonts w:ascii="Calibri" w:hAnsi="Calibri"/>
+          <w:color w:val="000000" w:themeColor="text1"/>
+          <w:sz w:val="22"/>
+          <w:szCs w:val="22"/>
+        </w:rPr>
+        <w:t xml:space="preserve">Value: </w:t>
+      </w:r>
+      <w:r>
+        <w:rPr>
+          <w:rFonts w:ascii="Calibri" w:hAnsi="Calibri"/>
+          <w:color w:val="000000" w:themeColor="text1"/>
+          <w:sz w:val="22"/>
+          <w:szCs w:val="22"/>
+        </w:rPr>
+        <w:t xml:space="preserve"/>
+      </w:r>
+    </w:p>
+    <w:p>
+      <w:pPr>
+        <w:suppressAutoHyphens/>
+        <w:jc w:val="both"/>
+        <w:rPr>
+          <w:rFonts w:ascii="Calibri" w:hAnsi="Calibri"/>
+          <w:color w:val="000000" w:themeColor="text1"/>
+          <w:sz w:val="22"/>
+          <w:szCs w:val="22"/>
+        </w:rPr>
+      </w:pPr>
+    </w:p>
+    <w:p>
+      <w:pPr>
+        <w:suppressAutoHyphens/>
+        <w:jc w:val="both"/>
+        <w:rPr>
+          <w:rFonts w:ascii="Calibri" w:hAnsi="Calibri"/>
+          <w:b/>
+          <w:bCs/>
+          <w:color w:val="000000" w:themeColor="text1"/>
+          <w:sz w:val="22"/>
+          <w:szCs w:val="22"/>
+        </w:rPr>
+      </w:pPr>
+      <w:r>
+        <w:rPr>
+          <w:rFonts w:ascii="Calibri" w:hAnsi="Calibri"/>
+          <w:b/>
+          <w:bCs/>
+          <w:color w:val="000000" w:themeColor="text1"/>
+          <w:sz w:val="22"/>
+          <w:szCs w:val="22"/>
+        </w:rPr>
+        <w:t>Responsibilities/Tasks:</w:t>
+      </w:r>
+    </w:p>
+    <w:p>
+      <w:pPr>
+        <w:suppressAutoHyphens/>
+        <w:jc w:val="both"/>
+        <w:rPr>
+          <w:rFonts w:ascii="Calibri" w:hAnsi="Calibri"/>
+          <w:color w:val="000000" w:themeColor="text1"/>
+          <w:sz w:val="22"/>
+          <w:szCs w:val="22"/>
+        </w:rPr>
+      </w:pPr>
+      <w:r>
+        <w:rPr>
+          <w:rFonts w:ascii="Calibri" w:hAnsi="Calibri"/>
+          <w:color w:val="000000" w:themeColor="text1"/>
+          <w:sz w:val="22"/>
+          <w:szCs w:val="22"/>
+        </w:rPr>
+        <w:t xml:space="preserve"/>
+      </w:r>
+    </w:p>
+    <w:p>
+      <w:pPr>
+        <w:suppressAutoHyphens/>
+        <w:jc w:val="both"/>
+        <w:rPr>
+          <w:rFonts w:ascii="Calibri" w:hAnsi="Calibri"/>
+          <w:color w:val="000000" w:themeColor="text1"/>
+          <w:sz w:val="22"/>
+          <w:szCs w:val="22"/>
+        </w:rPr>
+      </w:pPr>
+      <w:r>
+        <w:rPr>
+          <w:rFonts w:ascii="Calibri" w:hAnsi="Calibri"/>
+          <w:color w:val="000000" w:themeColor="text1"/>
+          <w:sz w:val="22"/>
+          <w:szCs w:val="22"/>
+        </w:rPr>
+        <w:t xml:space="preserve"/>
+      </w:r>
+    </w:p>
+    <w:p>
+      <w:pPr>
+        <w:suppressAutoHyphens/>
+        <w:jc w:val="both"/>
+        <w:rPr>
+          <w:rFonts w:ascii="Calibri" w:hAnsi="Calibri"/>
+          <w:b/>
+          <w:bCs/>
+          <w:color w:val="000000" w:themeColor="text1"/>
+          <w:sz w:val="22"/>
+          <w:szCs w:val="22"/>
+        </w:rPr>
+      </w:pPr>
+      <w:r>
+        <w:rPr>
+          <w:rFonts w:ascii="Calibri" w:hAnsi="Calibri"/>
+          <w:b/>
+          <w:bCs/>
+          <w:color w:val="000000" w:themeColor="text1"/>
+          <w:sz w:val="22"/>
+          <w:szCs w:val="22"/>
+        </w:rPr>
+        <w:t xml:space="preserve">November 2018 to December 2019 | JMRC JP/JS 14 (Phase-1B) project</w:t>
+      </w:r>
+    </w:p>
+    <w:p>
+      <w:pPr>
+        <w:suppressAutoHyphens/>
+        <w:jc w:val="both"/>
+        <w:rPr>
+          <w:rFonts w:ascii="Calibri" w:hAnsi="Calibri"/>
+          <w:b/>
+          <w:bCs/>
+          <w:color w:val="000000" w:themeColor="text1"/>
+          <w:sz w:val="22"/>
+          <w:szCs w:val="22"/>
+        </w:rPr>
+      </w:pPr>
+      <w:r>
+        <w:rPr>
+          <w:rFonts w:ascii="Calibri" w:hAnsi="Calibri"/>
+          <w:b/>
+          <w:bCs/>
+          <w:color w:val="000000" w:themeColor="text1"/>
+          <w:sz w:val="22"/>
+          <w:szCs w:val="22"/>
+        </w:rPr>
+        <w:t xml:space="preserve">Noida</w:t>
+      </w:r>
+      <w:r>
+        <w:rPr>
+          <w:rFonts w:ascii="Calibri" w:hAnsi="Calibri"/>
+          <w:b/>
+          <w:bCs/>
+          <w:color w:val="000000" w:themeColor="text1"/>
+          <w:sz w:val="22"/>
+          <w:szCs w:val="22"/>
+        </w:rPr>
+        <w:t xml:space="preserve"> | Manager-Project (Metro-Telecom)</w:t>
+      </w:r>
+    </w:p>
+    <w:p>
+      <w:pPr>
+        <w:suppressAutoHyphens/>
+        <w:jc w:val="both"/>
+        <w:rPr>
+          <w:rFonts w:ascii="Calibri" w:hAnsi="Calibri"/>
+          <w:color w:val="000000" w:themeColor="text1"/>
+          <w:sz w:val="22"/>
+          <w:szCs w:val="22"/>
+        </w:rPr>
+      </w:pPr>
+    </w:p>
+    <w:p>
+      <w:pPr>
+        <w:suppressAutoHyphens/>
+        <w:jc w:val="both"/>
+        <w:rPr>
+          <w:rFonts w:ascii="Calibri" w:hAnsi="Calibri"/>
+          <w:color w:val="000000" w:themeColor="text1"/>
+          <w:sz w:val="22"/>
+          <w:szCs w:val="22"/>
+        </w:rPr>
+      </w:pPr>
+      <w:r>
+        <w:rPr>
+          <w:rFonts w:ascii="Calibri" w:hAnsi="Calibri"/>
+          <w:color w:val="000000" w:themeColor="text1"/>
+          <w:sz w:val="22"/>
+          <w:szCs w:val="22"/>
+        </w:rPr>
+        <w:t xml:space="preserve">Project description/summary:  </w:t>
+      </w:r>
+    </w:p>
+    <w:p>
+      <w:pPr>
+        <w:suppressAutoHyphens/>
+        <w:jc w:val="both"/>
+        <w:rPr>
+          <w:rFonts w:ascii="Calibri" w:hAnsi="Calibri"/>
+          <w:color w:val="000000" w:themeColor="text1"/>
+          <w:sz w:val="22"/>
+          <w:szCs w:val="22"/>
+        </w:rPr>
+      </w:pPr>
+      <w:r>
+        <w:rPr>
+          <w:rFonts w:ascii="Calibri" w:hAnsi="Calibri"/>
+          <w:color w:val="000000" w:themeColor="text1"/>
+          <w:sz w:val="22"/>
+          <w:szCs w:val="22"/>
+        </w:rPr>
+        <w:t xml:space="preserve">Company’s role in the Project: Consultant</w:t>
+      </w:r>
+    </w:p>
+    <w:p>
+      <w:pPr>
+        <w:suppressAutoHyphens/>
+        <w:jc w:val="both"/>
+        <w:rPr>
+          <w:rFonts w:ascii="Calibri" w:hAnsi="Calibri"/>
+          <w:color w:val="000000" w:themeColor="text1"/>
+          <w:sz w:val="22"/>
+          <w:szCs w:val="22"/>
+        </w:rPr>
+      </w:pPr>
+      <w:r>
+        <w:rPr>
+          <w:rFonts w:ascii="Calibri" w:hAnsi="Calibri"/>
+          <w:color w:val="000000" w:themeColor="text1"/>
+          <w:sz w:val="22"/>
+          <w:szCs w:val="22"/>
+        </w:rPr>
+        <w:t xml:space="preserve">Value: </w:t>
+      </w:r>
+      <w:r>
+        <w:rPr>
+          <w:rFonts w:ascii="Calibri" w:hAnsi="Calibri"/>
+          <w:color w:val="000000" w:themeColor="text1"/>
+          <w:sz w:val="22"/>
+          <w:szCs w:val="22"/>
+        </w:rPr>
+        <w:t xml:space="preserve"/>
+      </w:r>
+    </w:p>
+    <w:p>
+      <w:pPr>
+        <w:suppressAutoHyphens/>
+        <w:jc w:val="both"/>
+        <w:rPr>
+          <w:rFonts w:ascii="Calibri" w:hAnsi="Calibri"/>
+          <w:color w:val="000000" w:themeColor="text1"/>
+          <w:sz w:val="22"/>
+          <w:szCs w:val="22"/>
+        </w:rPr>
+      </w:pPr>
+    </w:p>
+    <w:p>
+      <w:pPr>
+        <w:suppressAutoHyphens/>
+        <w:jc w:val="both"/>
+        <w:rPr>
+          <w:rFonts w:ascii="Calibri" w:hAnsi="Calibri"/>
+          <w:b/>
+          <w:bCs/>
+          <w:color w:val="000000" w:themeColor="text1"/>
+          <w:sz w:val="22"/>
+          <w:szCs w:val="22"/>
+        </w:rPr>
+      </w:pPr>
+      <w:r>
+        <w:rPr>
+          <w:rFonts w:ascii="Calibri" w:hAnsi="Calibri"/>
+          <w:b/>
+          <w:bCs/>
+          <w:color w:val="000000" w:themeColor="text1"/>
+          <w:sz w:val="22"/>
+          <w:szCs w:val="22"/>
+        </w:rPr>
+        <w:t>Responsibilities/Tasks:</w:t>
+      </w:r>
+    </w:p>
+    <w:p>
+      <w:pPr>
+        <w:suppressAutoHyphens/>
+        <w:jc w:val="both"/>
+        <w:rPr>
+          <w:rFonts w:ascii="Calibri" w:hAnsi="Calibri"/>
+          <w:color w:val="000000" w:themeColor="text1"/>
+          <w:sz w:val="22"/>
+          <w:szCs w:val="22"/>
+        </w:rPr>
+      </w:pPr>
+      <w:r>
+        <w:rPr>
+          <w:rFonts w:ascii="Calibri" w:hAnsi="Calibri"/>
+          <w:color w:val="000000" w:themeColor="text1"/>
+          <w:sz w:val="22"/>
+          <w:szCs w:val="22"/>
+        </w:rPr>
+        <w:t xml:space="preserve"/>
+      </w:r>
+    </w:p>
+    <w:p>
+      <w:pPr>
+        <w:suppressAutoHyphens/>
+        <w:jc w:val="both"/>
+        <w:rPr>
+          <w:rFonts w:ascii="Calibri" w:hAnsi="Calibri"/>
+          <w:color w:val="000000" w:themeColor="text1"/>
+          <w:sz w:val="22"/>
+          <w:szCs w:val="22"/>
+        </w:rPr>
+      </w:pPr>
+      <w:r>
+        <w:rPr>
+          <w:rFonts w:ascii="Calibri" w:hAnsi="Calibri"/>
+          <w:color w:val="000000" w:themeColor="text1"/>
+          <w:sz w:val="22"/>
+          <w:szCs w:val="22"/>
+        </w:rPr>
+        <w:t xml:space="preserve"/>
+      </w:r>
+    </w:p>
+    <w:p>
+      <w:pPr>
+        <w:suppressAutoHyphens/>
+        <w:jc w:val="both"/>
+        <w:rPr>
+          <w:rFonts w:ascii="Calibri" w:hAnsi="Calibri"/>
+          <w:b/>
+          <w:bCs/>
+          <w:color w:val="000000" w:themeColor="text1"/>
+          <w:sz w:val="22"/>
+          <w:szCs w:val="22"/>
+        </w:rPr>
+      </w:pPr>
+      <w:r>
+        <w:rPr>
+          <w:rFonts w:ascii="Calibri" w:hAnsi="Calibri"/>
+          <w:b/>
+          <w:bCs/>
+          <w:color w:val="000000" w:themeColor="text1"/>
+          <w:sz w:val="22"/>
+          <w:szCs w:val="22"/>
+        </w:rPr>
+        <w:t xml:space="preserve">January 2003 to September 2008 | Northern Railway S&amp;T Projects</w:t>
       </w:r>
     </w:p>
     <w:p>
@@ -2045,61 +2669,61 @@
           <w:sz w:val="22"/>
           <w:szCs w:val="22"/>
         </w:rPr>
-        <w:t xml:space="preserve"> | Consultant-Telecom for Business Development</w:t>
-      </w:r>
-    </w:p>
-    <w:p>
-      <w:pPr>
-        <w:suppressAutoHyphens/>
-        <w:jc w:val="both"/>
-        <w:rPr>
-          <w:rFonts w:ascii="Calibri" w:hAnsi="Calibri"/>
-          <w:color w:val="000000" w:themeColor="text1"/>
-          <w:sz w:val="22"/>
-          <w:szCs w:val="22"/>
-        </w:rPr>
-      </w:pPr>
-    </w:p>
-    <w:p>
-      <w:pPr>
-        <w:suppressAutoHyphens/>
-        <w:jc w:val="both"/>
-        <w:rPr>
-          <w:rFonts w:ascii="Calibri" w:hAnsi="Calibri"/>
-          <w:color w:val="000000" w:themeColor="text1"/>
-          <w:sz w:val="22"/>
-          <w:szCs w:val="22"/>
-        </w:rPr>
-      </w:pPr>
-      <w:r>
-        <w:rPr>
-          <w:rFonts w:ascii="Calibri" w:hAnsi="Calibri"/>
-          <w:color w:val="000000" w:themeColor="text1"/>
-          <w:sz w:val="22"/>
-          <w:szCs w:val="22"/>
-        </w:rPr>
-        <w:t xml:space="preserve">Project description/summary: Expand the business and innovate new technologies to implement in Telecom domain </w:t>
-      </w:r>
-    </w:p>
-    <w:p>
-      <w:pPr>
-        <w:suppressAutoHyphens/>
-        <w:jc w:val="both"/>
-        <w:rPr>
-          <w:rFonts w:ascii="Calibri" w:hAnsi="Calibri"/>
-          <w:color w:val="000000" w:themeColor="text1"/>
-          <w:sz w:val="22"/>
-          <w:szCs w:val="22"/>
-        </w:rPr>
-      </w:pPr>
-      <w:r>
-        <w:rPr>
-          <w:rFonts w:ascii="Calibri" w:hAnsi="Calibri"/>
-          <w:color w:val="000000" w:themeColor="text1"/>
-          <w:sz w:val="22"/>
-          <w:szCs w:val="22"/>
-        </w:rPr>
-        <w:t xml:space="preserve">Company’s role in the Project: </w:t>
+        <w:t xml:space="preserve"> | Project Manager (Metro and Railway Telecom)</w:t>
+      </w:r>
+    </w:p>
+    <w:p>
+      <w:pPr>
+        <w:suppressAutoHyphens/>
+        <w:jc w:val="both"/>
+        <w:rPr>
+          <w:rFonts w:ascii="Calibri" w:hAnsi="Calibri"/>
+          <w:color w:val="000000" w:themeColor="text1"/>
+          <w:sz w:val="22"/>
+          <w:szCs w:val="22"/>
+        </w:rPr>
+      </w:pPr>
+    </w:p>
+    <w:p>
+      <w:pPr>
+        <w:suppressAutoHyphens/>
+        <w:jc w:val="both"/>
+        <w:rPr>
+          <w:rFonts w:ascii="Calibri" w:hAnsi="Calibri"/>
+          <w:color w:val="000000" w:themeColor="text1"/>
+          <w:sz w:val="22"/>
+          <w:szCs w:val="22"/>
+        </w:rPr>
+      </w:pPr>
+      <w:r>
+        <w:rPr>
+          <w:rFonts w:ascii="Calibri" w:hAnsi="Calibri"/>
+          <w:color w:val="000000" w:themeColor="text1"/>
+          <w:sz w:val="22"/>
+          <w:szCs w:val="22"/>
+        </w:rPr>
+        <w:t xml:space="preserve">Project description/summary:  </w:t>
+      </w:r>
+    </w:p>
+    <w:p>
+      <w:pPr>
+        <w:suppressAutoHyphens/>
+        <w:jc w:val="both"/>
+        <w:rPr>
+          <w:rFonts w:ascii="Calibri" w:hAnsi="Calibri"/>
+          <w:color w:val="000000" w:themeColor="text1"/>
+          <w:sz w:val="22"/>
+          <w:szCs w:val="22"/>
+        </w:rPr>
+      </w:pPr>
+      <w:r>
+        <w:rPr>
+          <w:rFonts w:ascii="Calibri" w:hAnsi="Calibri"/>
+          <w:color w:val="000000" w:themeColor="text1"/>
+          <w:sz w:val="22"/>
+          <w:szCs w:val="22"/>
+        </w:rPr>
+        <w:t xml:space="preserve">Company’s role in the Project: Consultant</w:t>
       </w:r>
     </w:p>
     <w:p>
@@ -2192,32 +2816,6 @@
     </w:p>
     <w:p>
       <w:pPr>
-        <w:pStyle w:val="ListParagraph"/>
-        <w:numPr>
-          <w:ilvl w:val="0"/>
-          <w:numId w:val="8"/>
-        </w:numPr>
-        <w:suppressAutoHyphens/>
-        <w:jc w:val="both"/>
-        <w:rPr>
-          <w:rFonts w:ascii="Calibri" w:hAnsi="Calibri"/>
-          <w:color w:val="000000" w:themeColor="text1"/>
-          <w:sz w:val="22"/>
-          <w:szCs w:val="22"/>
-        </w:rPr>
-      </w:pPr>
-      <w:r>
-        <w:rPr>
-          <w:rFonts w:ascii="Calibri" w:hAnsi="Calibri"/>
-          <w:color w:val="000000" w:themeColor="text1"/>
-          <w:sz w:val="22"/>
-          <w:szCs w:val="22"/>
-        </w:rPr>
-        <w:t xml:space="preserve">Responsible for expand the business and innovate new technologies to implement in Telecom domain.</w:t>
-      </w:r>
-    </w:p>
-    <w:p>
-      <w:pPr>
         <w:suppressAutoHyphens/>
         <w:jc w:val="both"/>
         <w:rPr>
@@ -2239,41 +2837,139 @@
     </w:p>
     <w:p>
       <w:pPr>
-        <w:pStyle w:val="ListParagraph"/>
-        <w:numPr>
-          <w:ilvl w:val="0"/>
-          <w:numId w:val="8"/>
-        </w:numPr>
-        <w:suppressAutoHyphens/>
-        <w:jc w:val="both"/>
-        <w:rPr>
-          <w:rFonts w:ascii="Calibri" w:hAnsi="Calibri"/>
-          <w:color w:val="000000" w:themeColor="text1"/>
-          <w:sz w:val="22"/>
-          <w:szCs w:val="22"/>
-        </w:rPr>
-      </w:pPr>
-      <w:r>
-        <w:rPr>
-          <w:rFonts w:ascii="Calibri" w:hAnsi="Calibri"/>
-          <w:color w:val="000000" w:themeColor="text1"/>
-          <w:sz w:val="22"/>
-          <w:szCs w:val="22"/>
-        </w:rPr>
-        <w:t xml:space="preserve">To do the interfacing with officials for getting new Telecom Projects in Metro and Railways.</w:t>
-      </w:r>
-    </w:p>
-    <w:p>
-      <w:pPr>
-        <w:suppressAutoHyphens/>
-        <w:jc w:val="both"/>
-        <w:rPr>
-          <w:rFonts w:ascii="Calibri" w:hAnsi="Calibri"/>
-          <w:color w:val="000000" w:themeColor="text1"/>
-          <w:sz w:val="22"/>
-          <w:szCs w:val="22"/>
-        </w:rPr>
-      </w:pPr>
+        <w:suppressAutoHyphens/>
+        <w:jc w:val="both"/>
+        <w:rPr>
+          <w:rFonts w:ascii="Calibri" w:hAnsi="Calibri"/>
+          <w:b/>
+          <w:bCs/>
+          <w:color w:val="000000" w:themeColor="text1"/>
+          <w:sz w:val="22"/>
+          <w:szCs w:val="22"/>
+        </w:rPr>
+      </w:pPr>
+      <w:r>
+        <w:rPr>
+          <w:rFonts w:ascii="Calibri" w:hAnsi="Calibri"/>
+          <w:b/>
+          <w:bCs/>
+          <w:color w:val="000000" w:themeColor="text1"/>
+          <w:sz w:val="22"/>
+          <w:szCs w:val="22"/>
+        </w:rPr>
+        <w:t xml:space="preserve">June 2008 to July 2012 | DMRC/ Telecom/Phase-II Projects</w:t>
+      </w:r>
+    </w:p>
+    <w:p>
+      <w:pPr>
+        <w:suppressAutoHyphens/>
+        <w:jc w:val="both"/>
+        <w:rPr>
+          <w:rFonts w:ascii="Calibri" w:hAnsi="Calibri"/>
+          <w:b/>
+          <w:bCs/>
+          <w:color w:val="000000" w:themeColor="text1"/>
+          <w:sz w:val="22"/>
+          <w:szCs w:val="22"/>
+        </w:rPr>
+      </w:pPr>
+      <w:r>
+        <w:rPr>
+          <w:rFonts w:ascii="Calibri" w:hAnsi="Calibri"/>
+          <w:b/>
+          <w:bCs/>
+          <w:color w:val="000000" w:themeColor="text1"/>
+          <w:sz w:val="22"/>
+          <w:szCs w:val="22"/>
+        </w:rPr>
+        <w:t xml:space="preserve">New Delhi</w:t>
+      </w:r>
+      <w:r>
+        <w:rPr>
+          <w:rFonts w:ascii="Calibri" w:hAnsi="Calibri"/>
+          <w:b/>
+          <w:bCs/>
+          <w:color w:val="000000" w:themeColor="text1"/>
+          <w:sz w:val="22"/>
+          <w:szCs w:val="22"/>
+        </w:rPr>
+        <w:t xml:space="preserve"> | Project Manager (Metro and Railway Telecom)</w:t>
+      </w:r>
+    </w:p>
+    <w:p>
+      <w:pPr>
+        <w:suppressAutoHyphens/>
+        <w:jc w:val="both"/>
+        <w:rPr>
+          <w:rFonts w:ascii="Calibri" w:hAnsi="Calibri"/>
+          <w:color w:val="000000" w:themeColor="text1"/>
+          <w:sz w:val="22"/>
+          <w:szCs w:val="22"/>
+        </w:rPr>
+      </w:pPr>
+    </w:p>
+    <w:p>
+      <w:pPr>
+        <w:suppressAutoHyphens/>
+        <w:jc w:val="both"/>
+        <w:rPr>
+          <w:rFonts w:ascii="Calibri" w:hAnsi="Calibri"/>
+          <w:color w:val="000000" w:themeColor="text1"/>
+          <w:sz w:val="22"/>
+          <w:szCs w:val="22"/>
+        </w:rPr>
+      </w:pPr>
+      <w:r>
+        <w:rPr>
+          <w:rFonts w:ascii="Calibri" w:hAnsi="Calibri"/>
+          <w:color w:val="000000" w:themeColor="text1"/>
+          <w:sz w:val="22"/>
+          <w:szCs w:val="22"/>
+        </w:rPr>
+        <w:t xml:space="preserve">Project description/summary:  </w:t>
+      </w:r>
+    </w:p>
+    <w:p>
+      <w:pPr>
+        <w:suppressAutoHyphens/>
+        <w:jc w:val="both"/>
+        <w:rPr>
+          <w:rFonts w:ascii="Calibri" w:hAnsi="Calibri"/>
+          <w:color w:val="000000" w:themeColor="text1"/>
+          <w:sz w:val="22"/>
+          <w:szCs w:val="22"/>
+        </w:rPr>
+      </w:pPr>
+      <w:r>
+        <w:rPr>
+          <w:rFonts w:ascii="Calibri" w:hAnsi="Calibri"/>
+          <w:color w:val="000000" w:themeColor="text1"/>
+          <w:sz w:val="22"/>
+          <w:szCs w:val="22"/>
+        </w:rPr>
+        <w:t xml:space="preserve">Company’s role in the Project: Consultant</w:t>
+      </w:r>
+    </w:p>
+    <w:p>
+      <w:pPr>
+        <w:suppressAutoHyphens/>
+        <w:jc w:val="both"/>
+        <w:rPr>
+          <w:rFonts w:ascii="Calibri" w:hAnsi="Calibri"/>
+          <w:color w:val="000000" w:themeColor="text1"/>
+          <w:sz w:val="22"/>
+          <w:szCs w:val="22"/>
+        </w:rPr>
+      </w:pPr>
+      <w:r>
+        <w:rPr>
+          <w:rFonts w:ascii="Calibri" w:hAnsi="Calibri"/>
+          <w:color w:val="000000" w:themeColor="text1"/>
+          <w:sz w:val="22"/>
+          <w:szCs w:val="22"/>
+        </w:rPr>
+        <w:t xml:space="preserve">Value: </w:t>
+      </w:r>
       <w:r>
         <w:rPr>
           <w:rFonts w:ascii="Calibri" w:hAnsi="Calibri"/>
@@ -2286,28 +2982,39 @@
     </w:p>
     <w:p>
       <w:pPr>
-        <w:pStyle w:val="ListParagraph"/>
-        <w:numPr>
-          <w:ilvl w:val="0"/>
-          <w:numId w:val="8"/>
-        </w:numPr>
-        <w:suppressAutoHyphens/>
-        <w:jc w:val="both"/>
-        <w:rPr>
-          <w:rFonts w:ascii="Calibri" w:hAnsi="Calibri"/>
-          <w:color w:val="000000" w:themeColor="text1"/>
-          <w:sz w:val="22"/>
-          <w:szCs w:val="22"/>
-        </w:rPr>
-      </w:pPr>
-      <w:r>
-        <w:rPr>
-          <w:rFonts w:ascii="Calibri" w:hAnsi="Calibri"/>
-          <w:color w:val="000000" w:themeColor="text1"/>
-          <w:sz w:val="22"/>
-          <w:szCs w:val="22"/>
-        </w:rPr>
-        <w:t xml:space="preserve">Responsible for making strategic partnership with reputed organizations.</w:t>
+        <w:suppressAutoHyphens/>
+        <w:jc w:val="both"/>
+        <w:rPr>
+          <w:rFonts w:ascii="Calibri" w:hAnsi="Calibri"/>
+          <w:color w:val="000000" w:themeColor="text1"/>
+          <w:sz w:val="22"/>
+          <w:szCs w:val="22"/>
+        </w:rPr>
+      </w:pPr>
+    </w:p>
+    <w:p>
+      <w:pPr>
+        <w:suppressAutoHyphens/>
+        <w:jc w:val="both"/>
+        <w:rPr>
+          <w:rFonts w:ascii="Calibri" w:hAnsi="Calibri"/>
+          <w:b/>
+          <w:bCs/>
+          <w:color w:val="000000" w:themeColor="text1"/>
+          <w:sz w:val="22"/>
+          <w:szCs w:val="22"/>
+        </w:rPr>
+      </w:pPr>
+      <w:r>
+        <w:rPr>
+          <w:rFonts w:ascii="Calibri" w:hAnsi="Calibri"/>
+          <w:b/>
+          <w:bCs/>
+          <w:color w:val="000000" w:themeColor="text1"/>
+          <w:sz w:val="22"/>
+          <w:szCs w:val="22"/>
+        </w:rPr>
+        <w:t>Responsibilities/Tasks:</w:t>
       </w:r>
     </w:p>
     <w:p>
@@ -2374,97 +3081,97 @@
           <w:sz w:val="22"/>
           <w:szCs w:val="22"/>
         </w:rPr>
-        <w:t xml:space="preserve">July 2012 to December 2019 | DMRC/CS-15 Phase-III Projects</w:t>
-      </w:r>
-    </w:p>
-    <w:p>
-      <w:pPr>
-        <w:suppressAutoHyphens/>
-        <w:jc w:val="both"/>
-        <w:rPr>
-          <w:rFonts w:ascii="Calibri" w:hAnsi="Calibri"/>
-          <w:b/>
-          <w:bCs/>
-          <w:color w:val="000000" w:themeColor="text1"/>
-          <w:sz w:val="22"/>
-          <w:szCs w:val="22"/>
-        </w:rPr>
-      </w:pPr>
-      <w:r>
-        <w:rPr>
-          <w:rFonts w:ascii="Calibri" w:hAnsi="Calibri"/>
-          <w:b/>
-          <w:bCs/>
-          <w:color w:val="000000" w:themeColor="text1"/>
-          <w:sz w:val="22"/>
-          <w:szCs w:val="22"/>
-        </w:rPr>
-        <w:t xml:space="preserve">Noida</w:t>
-      </w:r>
-      <w:r>
-        <w:rPr>
-          <w:rFonts w:ascii="Calibri" w:hAnsi="Calibri"/>
-          <w:b/>
-          <w:bCs/>
-          <w:color w:val="000000" w:themeColor="text1"/>
-          <w:sz w:val="22"/>
-          <w:szCs w:val="22"/>
-        </w:rPr>
-        <w:t xml:space="preserve"> | Manager-Project (Metro-Telecom)</w:t>
-      </w:r>
-    </w:p>
-    <w:p>
-      <w:pPr>
-        <w:suppressAutoHyphens/>
-        <w:jc w:val="both"/>
-        <w:rPr>
-          <w:rFonts w:ascii="Calibri" w:hAnsi="Calibri"/>
-          <w:color w:val="000000" w:themeColor="text1"/>
-          <w:sz w:val="22"/>
-          <w:szCs w:val="22"/>
-        </w:rPr>
-      </w:pPr>
-    </w:p>
-    <w:p>
-      <w:pPr>
-        <w:suppressAutoHyphens/>
-        <w:jc w:val="both"/>
-        <w:rPr>
-          <w:rFonts w:ascii="Calibri" w:hAnsi="Calibri"/>
-          <w:color w:val="000000" w:themeColor="text1"/>
-          <w:sz w:val="22"/>
-          <w:szCs w:val="22"/>
-        </w:rPr>
-      </w:pPr>
-      <w:r>
-        <w:rPr>
-          <w:rFonts w:ascii="Calibri" w:hAnsi="Calibri"/>
-          <w:color w:val="000000" w:themeColor="text1"/>
-          <w:sz w:val="22"/>
-          <w:szCs w:val="22"/>
-        </w:rPr>
-        <w:t xml:space="preserve">Project description/summary: Planning, monitoring and controlling the installation and commissioning activities of the telecom systems </w:t>
-      </w:r>
-    </w:p>
-    <w:p>
-      <w:pPr>
-        <w:suppressAutoHyphens/>
-        <w:jc w:val="both"/>
-        <w:rPr>
-          <w:rFonts w:ascii="Calibri" w:hAnsi="Calibri"/>
-          <w:color w:val="000000" w:themeColor="text1"/>
-          <w:sz w:val="22"/>
-          <w:szCs w:val="22"/>
-        </w:rPr>
-      </w:pPr>
-      <w:r>
-        <w:rPr>
-          <w:rFonts w:ascii="Calibri" w:hAnsi="Calibri"/>
-          <w:color w:val="000000" w:themeColor="text1"/>
-          <w:sz w:val="22"/>
-          <w:szCs w:val="22"/>
-        </w:rPr>
-        <w:t xml:space="preserve">Company’s role in the Project: </w:t>
+        <w:t xml:space="preserve">February 2000 to September 2002 | Railway Telecom Project</w:t>
+      </w:r>
+    </w:p>
+    <w:p>
+      <w:pPr>
+        <w:suppressAutoHyphens/>
+        <w:jc w:val="both"/>
+        <w:rPr>
+          <w:rFonts w:ascii="Calibri" w:hAnsi="Calibri"/>
+          <w:b/>
+          <w:bCs/>
+          <w:color w:val="000000" w:themeColor="text1"/>
+          <w:sz w:val="22"/>
+          <w:szCs w:val="22"/>
+        </w:rPr>
+      </w:pPr>
+      <w:r>
+        <w:rPr>
+          <w:rFonts w:ascii="Calibri" w:hAnsi="Calibri"/>
+          <w:b/>
+          <w:bCs/>
+          <w:color w:val="000000" w:themeColor="text1"/>
+          <w:sz w:val="22"/>
+          <w:szCs w:val="22"/>
+        </w:rPr>
+        <w:t xml:space="preserve">Delhi-110051</w:t>
+      </w:r>
+      <w:r>
+        <w:rPr>
+          <w:rFonts w:ascii="Calibri" w:hAnsi="Calibri"/>
+          <w:b/>
+          <w:bCs/>
+          <w:color w:val="000000" w:themeColor="text1"/>
+          <w:sz w:val="22"/>
+          <w:szCs w:val="22"/>
+        </w:rPr>
+        <w:t xml:space="preserve"> | Site Engineer</w:t>
+      </w:r>
+    </w:p>
+    <w:p>
+      <w:pPr>
+        <w:suppressAutoHyphens/>
+        <w:jc w:val="both"/>
+        <w:rPr>
+          <w:rFonts w:ascii="Calibri" w:hAnsi="Calibri"/>
+          <w:color w:val="000000" w:themeColor="text1"/>
+          <w:sz w:val="22"/>
+          <w:szCs w:val="22"/>
+        </w:rPr>
+      </w:pPr>
+    </w:p>
+    <w:p>
+      <w:pPr>
+        <w:suppressAutoHyphens/>
+        <w:jc w:val="both"/>
+        <w:rPr>
+          <w:rFonts w:ascii="Calibri" w:hAnsi="Calibri"/>
+          <w:color w:val="000000" w:themeColor="text1"/>
+          <w:sz w:val="22"/>
+          <w:szCs w:val="22"/>
+        </w:rPr>
+      </w:pPr>
+      <w:r>
+        <w:rPr>
+          <w:rFonts w:ascii="Calibri" w:hAnsi="Calibri"/>
+          <w:color w:val="000000" w:themeColor="text1"/>
+          <w:sz w:val="22"/>
+          <w:szCs w:val="22"/>
+        </w:rPr>
+        <w:t xml:space="preserve">Project description/summary:  </w:t>
+      </w:r>
+    </w:p>
+    <w:p>
+      <w:pPr>
+        <w:suppressAutoHyphens/>
+        <w:jc w:val="both"/>
+        <w:rPr>
+          <w:rFonts w:ascii="Calibri" w:hAnsi="Calibri"/>
+          <w:color w:val="000000" w:themeColor="text1"/>
+          <w:sz w:val="22"/>
+          <w:szCs w:val="22"/>
+        </w:rPr>
+      </w:pPr>
+      <w:r>
+        <w:rPr>
+          <w:rFonts w:ascii="Calibri" w:hAnsi="Calibri"/>
+          <w:color w:val="000000" w:themeColor="text1"/>
+          <w:sz w:val="22"/>
+          <w:szCs w:val="22"/>
+        </w:rPr>
+        <w:t xml:space="preserve">Company’s role in the Project: Consultant</w:t>
       </w:r>
     </w:p>
     <w:p>
@@ -2557,32 +3264,6 @@
     </w:p>
     <w:p>
       <w:pPr>
-        <w:pStyle w:val="ListParagraph"/>
-        <w:numPr>
-          <w:ilvl w:val="0"/>
-          <w:numId w:val="8"/>
-        </w:numPr>
-        <w:suppressAutoHyphens/>
-        <w:jc w:val="both"/>
-        <w:rPr>
-          <w:rFonts w:ascii="Calibri" w:hAnsi="Calibri"/>
-          <w:color w:val="000000" w:themeColor="text1"/>
-          <w:sz w:val="22"/>
-          <w:szCs w:val="22"/>
-        </w:rPr>
-      </w:pPr>
-      <w:r>
-        <w:rPr>
-          <w:rFonts w:ascii="Calibri" w:hAnsi="Calibri"/>
-          <w:color w:val="000000" w:themeColor="text1"/>
-          <w:sz w:val="22"/>
-          <w:szCs w:val="22"/>
-        </w:rPr>
-        <w:t xml:space="preserve">Responsible for planning, monitoring and controlling the installation and commissioning activities of the telecom systems like Passenger Information Display System (PIDS), Public Address System (PAS), Master Clocks System, Radio, CCTV, FOTS, Telephone System and S&amp;T UPS System.</w:t>
-      </w:r>
-    </w:p>
-    <w:p>
-      <w:pPr>
         <w:suppressAutoHyphens/>
         <w:jc w:val="both"/>
         <w:rPr>
@@ -2604,236 +3285,27 @@
     </w:p>
     <w:p>
       <w:pPr>
-        <w:pStyle w:val="ListParagraph"/>
-        <w:numPr>
-          <w:ilvl w:val="0"/>
-          <w:numId w:val="8"/>
-        </w:numPr>
-        <w:suppressAutoHyphens/>
-        <w:jc w:val="both"/>
-        <w:rPr>
-          <w:rFonts w:ascii="Calibri" w:hAnsi="Calibri"/>
-          <w:color w:val="000000" w:themeColor="text1"/>
-          <w:sz w:val="22"/>
-          <w:szCs w:val="22"/>
-        </w:rPr>
-      </w:pPr>
-      <w:r>
-        <w:rPr>
-          <w:rFonts w:ascii="Calibri" w:hAnsi="Calibri"/>
-          <w:color w:val="000000" w:themeColor="text1"/>
-          <w:sz w:val="22"/>
-          <w:szCs w:val="22"/>
-        </w:rPr>
-        <w:t xml:space="preserve">Responsible for monitoring and controlling the installation and commissioning teams including subcontractor’s teams.</w:t>
-      </w:r>
-    </w:p>
-    <w:p>
-      <w:pPr>
-        <w:suppressAutoHyphens/>
-        <w:jc w:val="both"/>
-        <w:rPr>
-          <w:rFonts w:ascii="Calibri" w:hAnsi="Calibri"/>
-          <w:color w:val="000000" w:themeColor="text1"/>
-          <w:sz w:val="22"/>
-          <w:szCs w:val="22"/>
-        </w:rPr>
-      </w:pPr>
-      <w:r>
-        <w:rPr>
-          <w:rFonts w:ascii="Calibri" w:hAnsi="Calibri"/>
-          <w:color w:val="000000" w:themeColor="text1"/>
-          <w:sz w:val="22"/>
-          <w:szCs w:val="22"/>
-        </w:rPr>
-        <w:t xml:space="preserve"/>
-      </w:r>
-    </w:p>
-    <w:p>
-      <w:pPr>
-        <w:pStyle w:val="ListParagraph"/>
-        <w:numPr>
-          <w:ilvl w:val="0"/>
-          <w:numId w:val="8"/>
-        </w:numPr>
-        <w:suppressAutoHyphens/>
-        <w:jc w:val="both"/>
-        <w:rPr>
-          <w:rFonts w:ascii="Calibri" w:hAnsi="Calibri"/>
-          <w:color w:val="000000" w:themeColor="text1"/>
-          <w:sz w:val="22"/>
-          <w:szCs w:val="22"/>
-        </w:rPr>
-      </w:pPr>
-      <w:r>
-        <w:rPr>
-          <w:rFonts w:ascii="Calibri" w:hAnsi="Calibri"/>
-          <w:color w:val="000000" w:themeColor="text1"/>
-          <w:sz w:val="22"/>
-          <w:szCs w:val="22"/>
-        </w:rPr>
-        <w:t xml:space="preserve">Sending progress reports and site constraints to the Customer &amp; Internal Top Management and raising issues with solutions to the customer.</w:t>
-      </w:r>
-    </w:p>
-    <w:p>
-      <w:pPr>
-        <w:suppressAutoHyphens/>
-        <w:jc w:val="both"/>
-        <w:rPr>
-          <w:rFonts w:ascii="Calibri" w:hAnsi="Calibri"/>
-          <w:color w:val="000000" w:themeColor="text1"/>
-          <w:sz w:val="22"/>
-          <w:szCs w:val="22"/>
-        </w:rPr>
-      </w:pPr>
-      <w:r>
-        <w:rPr>
-          <w:rFonts w:ascii="Calibri" w:hAnsi="Calibri"/>
-          <w:color w:val="000000" w:themeColor="text1"/>
-          <w:sz w:val="22"/>
-          <w:szCs w:val="22"/>
-        </w:rPr>
-        <w:t xml:space="preserve"/>
-      </w:r>
-    </w:p>
-    <w:p>
-      <w:pPr>
-        <w:pStyle w:val="ListParagraph"/>
-        <w:numPr>
-          <w:ilvl w:val="0"/>
-          <w:numId w:val="8"/>
-        </w:numPr>
-        <w:suppressAutoHyphens/>
-        <w:jc w:val="both"/>
-        <w:rPr>
-          <w:rFonts w:ascii="Calibri" w:hAnsi="Calibri"/>
-          <w:color w:val="000000" w:themeColor="text1"/>
-          <w:sz w:val="22"/>
-          <w:szCs w:val="22"/>
-        </w:rPr>
-      </w:pPr>
-      <w:r>
-        <w:rPr>
-          <w:rFonts w:ascii="Calibri" w:hAnsi="Calibri"/>
-          <w:color w:val="000000" w:themeColor="text1"/>
-          <w:sz w:val="22"/>
-          <w:szCs w:val="22"/>
-        </w:rPr>
-        <w:t xml:space="preserve">Responsible for testing (PAT, SAT &amp; ITC) and commissioning of Telecom systems along with DMRC/JMRC officials.</w:t>
-      </w:r>
-    </w:p>
-    <w:p>
-      <w:pPr>
-        <w:suppressAutoHyphens/>
-        <w:jc w:val="both"/>
-        <w:rPr>
-          <w:rFonts w:ascii="Calibri" w:hAnsi="Calibri"/>
-          <w:color w:val="000000" w:themeColor="text1"/>
-          <w:sz w:val="22"/>
-          <w:szCs w:val="22"/>
-        </w:rPr>
-      </w:pPr>
-      <w:r>
-        <w:rPr>
-          <w:rFonts w:ascii="Calibri" w:hAnsi="Calibri"/>
-          <w:color w:val="000000" w:themeColor="text1"/>
-          <w:sz w:val="22"/>
-          <w:szCs w:val="22"/>
-        </w:rPr>
-        <w:t xml:space="preserve"/>
-      </w:r>
-    </w:p>
-    <w:p>
-      <w:pPr>
-        <w:pStyle w:val="ListParagraph"/>
-        <w:numPr>
-          <w:ilvl w:val="0"/>
-          <w:numId w:val="8"/>
-        </w:numPr>
-        <w:suppressAutoHyphens/>
-        <w:jc w:val="both"/>
-        <w:rPr>
-          <w:rFonts w:ascii="Calibri" w:hAnsi="Calibri"/>
-          <w:color w:val="000000" w:themeColor="text1"/>
-          <w:sz w:val="22"/>
-          <w:szCs w:val="22"/>
-        </w:rPr>
-      </w:pPr>
-      <w:r>
-        <w:rPr>
-          <w:rFonts w:ascii="Calibri" w:hAnsi="Calibri"/>
-          <w:color w:val="000000" w:themeColor="text1"/>
-          <w:sz w:val="22"/>
-          <w:szCs w:val="22"/>
-        </w:rPr>
-        <w:t xml:space="preserve">Responsible for interfacing with DMRC/JMRC officers and other system contractors like Detailed Design Consultants (Architect), Civil Contractors, E&amp;M Contractors, Traction, ECS, SCADA contractors and Signalling contractors to solve site related issues.</w:t>
-      </w:r>
-    </w:p>
-    <w:p>
-      <w:pPr>
-        <w:suppressAutoHyphens/>
-        <w:jc w:val="both"/>
-        <w:rPr>
-          <w:rFonts w:ascii="Calibri" w:hAnsi="Calibri"/>
-          <w:color w:val="000000" w:themeColor="text1"/>
-          <w:sz w:val="22"/>
-          <w:szCs w:val="22"/>
-        </w:rPr>
-      </w:pPr>
-      <w:r>
-        <w:rPr>
-          <w:rFonts w:ascii="Calibri" w:hAnsi="Calibri"/>
-          <w:color w:val="000000" w:themeColor="text1"/>
-          <w:sz w:val="22"/>
-          <w:szCs w:val="22"/>
-        </w:rPr>
-        <w:t xml:space="preserve"/>
-      </w:r>
-    </w:p>
-    <w:p>
-      <w:pPr>
-        <w:suppressAutoHyphens/>
-        <w:jc w:val="both"/>
-        <w:rPr>
-          <w:rFonts w:ascii="Calibri" w:hAnsi="Calibri"/>
-          <w:color w:val="000000" w:themeColor="text1"/>
-          <w:sz w:val="22"/>
-          <w:szCs w:val="22"/>
-        </w:rPr>
-      </w:pPr>
-      <w:r>
-        <w:rPr>
-          <w:rFonts w:ascii="Calibri" w:hAnsi="Calibri"/>
-          <w:color w:val="000000" w:themeColor="text1"/>
-          <w:sz w:val="22"/>
-          <w:szCs w:val="22"/>
-        </w:rPr>
-        <w:t xml:space="preserve"/>
-      </w:r>
-    </w:p>
-    <w:p>
-      <w:pPr>
-        <w:suppressAutoHyphens/>
-        <w:jc w:val="both"/>
-        <w:rPr>
-          <w:rFonts w:ascii="Calibri" w:hAnsi="Calibri"/>
-          <w:b/>
-          <w:bCs/>
-          <w:color w:val="000000" w:themeColor="text1"/>
-          <w:sz w:val="22"/>
-          <w:szCs w:val="22"/>
-        </w:rPr>
-      </w:pPr>
-      <w:r>
-        <w:rPr>
-          <w:rFonts w:ascii="Calibri" w:hAnsi="Calibri"/>
-          <w:b/>
-          <w:bCs/>
-          <w:color w:val="000000" w:themeColor="text1"/>
-          <w:sz w:val="22"/>
-          <w:szCs w:val="22"/>
-        </w:rPr>
-        <w:t xml:space="preserve">January 2003 to July 2012 | DMRC/ Telecom/Phase-II Projects</w:t>
+        <w:suppressAutoHyphens/>
+        <w:jc w:val="both"/>
+        <w:rPr>
+          <w:rFonts w:ascii="Calibri" w:hAnsi="Calibri"/>
+          <w:b/>
+          <w:bCs/>
+          <w:color w:val="000000" w:themeColor="text1"/>
+          <w:sz w:val="22"/>
+          <w:szCs w:val="22"/>
+        </w:rPr>
+      </w:pPr>
+      <w:r>
+        <w:rPr>
+          <w:rFonts w:ascii="Calibri" w:hAnsi="Calibri"/>
+          <w:b/>
+          <w:bCs/>
+          <w:color w:val="000000" w:themeColor="text1"/>
+          <w:sz w:val="22"/>
+          <w:szCs w:val="22"/>
+        </w:rPr>
+        <w:t xml:space="preserve">November 1996 to December 1999 | </w:t>
       </w:r>
     </w:p>
     <w:p>
@@ -2869,783 +3341,6 @@
           <w:sz w:val="22"/>
           <w:szCs w:val="22"/>
         </w:rPr>
-        <w:t xml:space="preserve"> | Project Manager (Metro and Railway Telecom)</w:t>
-      </w:r>
-    </w:p>
-    <w:p>
-      <w:pPr>
-        <w:suppressAutoHyphens/>
-        <w:jc w:val="both"/>
-        <w:rPr>
-          <w:rFonts w:ascii="Calibri" w:hAnsi="Calibri"/>
-          <w:color w:val="000000" w:themeColor="text1"/>
-          <w:sz w:val="22"/>
-          <w:szCs w:val="22"/>
-        </w:rPr>
-      </w:pPr>
-    </w:p>
-    <w:p>
-      <w:pPr>
-        <w:suppressAutoHyphens/>
-        <w:jc w:val="both"/>
-        <w:rPr>
-          <w:rFonts w:ascii="Calibri" w:hAnsi="Calibri"/>
-          <w:color w:val="000000" w:themeColor="text1"/>
-          <w:sz w:val="22"/>
-          <w:szCs w:val="22"/>
-        </w:rPr>
-      </w:pPr>
-      <w:r>
-        <w:rPr>
-          <w:rFonts w:ascii="Calibri" w:hAnsi="Calibri"/>
-          <w:color w:val="000000" w:themeColor="text1"/>
-          <w:sz w:val="22"/>
-          <w:szCs w:val="22"/>
-        </w:rPr>
-        <w:t xml:space="preserve">Project description/summary: Planning, implementation, Monitoring and Controlling the Metro/Railway Telecom projects </w:t>
-      </w:r>
-    </w:p>
-    <w:p>
-      <w:pPr>
-        <w:suppressAutoHyphens/>
-        <w:jc w:val="both"/>
-        <w:rPr>
-          <w:rFonts w:ascii="Calibri" w:hAnsi="Calibri"/>
-          <w:color w:val="000000" w:themeColor="text1"/>
-          <w:sz w:val="22"/>
-          <w:szCs w:val="22"/>
-        </w:rPr>
-      </w:pPr>
-      <w:r>
-        <w:rPr>
-          <w:rFonts w:ascii="Calibri" w:hAnsi="Calibri"/>
-          <w:color w:val="000000" w:themeColor="text1"/>
-          <w:sz w:val="22"/>
-          <w:szCs w:val="22"/>
-        </w:rPr>
-        <w:t xml:space="preserve">Company’s role in the Project: </w:t>
-      </w:r>
-    </w:p>
-    <w:p>
-      <w:pPr>
-        <w:suppressAutoHyphens/>
-        <w:jc w:val="both"/>
-        <w:rPr>
-          <w:rFonts w:ascii="Calibri" w:hAnsi="Calibri"/>
-          <w:color w:val="000000" w:themeColor="text1"/>
-          <w:sz w:val="22"/>
-          <w:szCs w:val="22"/>
-        </w:rPr>
-      </w:pPr>
-      <w:r>
-        <w:rPr>
-          <w:rFonts w:ascii="Calibri" w:hAnsi="Calibri"/>
-          <w:color w:val="000000" w:themeColor="text1"/>
-          <w:sz w:val="22"/>
-          <w:szCs w:val="22"/>
-        </w:rPr>
-        <w:t xml:space="preserve">Value: </w:t>
-      </w:r>
-      <w:r>
-        <w:rPr>
-          <w:rFonts w:ascii="Calibri" w:hAnsi="Calibri"/>
-          <w:color w:val="000000" w:themeColor="text1"/>
-          <w:sz w:val="22"/>
-          <w:szCs w:val="22"/>
-        </w:rPr>
-        <w:t xml:space="preserve"/>
-      </w:r>
-    </w:p>
-    <w:p>
-      <w:pPr>
-        <w:suppressAutoHyphens/>
-        <w:jc w:val="both"/>
-        <w:rPr>
-          <w:rFonts w:ascii="Calibri" w:hAnsi="Calibri"/>
-          <w:color w:val="000000" w:themeColor="text1"/>
-          <w:sz w:val="22"/>
-          <w:szCs w:val="22"/>
-        </w:rPr>
-      </w:pPr>
-    </w:p>
-    <w:p>
-      <w:pPr>
-        <w:suppressAutoHyphens/>
-        <w:jc w:val="both"/>
-        <w:rPr>
-          <w:rFonts w:ascii="Calibri" w:hAnsi="Calibri"/>
-          <w:b/>
-          <w:bCs/>
-          <w:color w:val="000000" w:themeColor="text1"/>
-          <w:sz w:val="22"/>
-          <w:szCs w:val="22"/>
-        </w:rPr>
-      </w:pPr>
-      <w:r>
-        <w:rPr>
-          <w:rFonts w:ascii="Calibri" w:hAnsi="Calibri"/>
-          <w:b/>
-          <w:bCs/>
-          <w:color w:val="000000" w:themeColor="text1"/>
-          <w:sz w:val="22"/>
-          <w:szCs w:val="22"/>
-        </w:rPr>
-        <w:t>Responsibilities/Tasks:</w:t>
-      </w:r>
-    </w:p>
-    <w:p>
-      <w:pPr>
-        <w:suppressAutoHyphens/>
-        <w:jc w:val="both"/>
-        <w:rPr>
-          <w:rFonts w:ascii="Calibri" w:hAnsi="Calibri"/>
-          <w:color w:val="000000" w:themeColor="text1"/>
-          <w:sz w:val="22"/>
-          <w:szCs w:val="22"/>
-        </w:rPr>
-      </w:pPr>
-      <w:r>
-        <w:rPr>
-          <w:rFonts w:ascii="Calibri" w:hAnsi="Calibri"/>
-          <w:color w:val="000000" w:themeColor="text1"/>
-          <w:sz w:val="22"/>
-          <w:szCs w:val="22"/>
-        </w:rPr>
-        <w:t xml:space="preserve"/>
-      </w:r>
-    </w:p>
-    <w:p>
-      <w:pPr>
-        <w:pStyle w:val="ListParagraph"/>
-        <w:numPr>
-          <w:ilvl w:val="0"/>
-          <w:numId w:val="8"/>
-        </w:numPr>
-        <w:suppressAutoHyphens/>
-        <w:jc w:val="both"/>
-        <w:rPr>
-          <w:rFonts w:ascii="Calibri" w:hAnsi="Calibri"/>
-          <w:color w:val="000000" w:themeColor="text1"/>
-          <w:sz w:val="22"/>
-          <w:szCs w:val="22"/>
-        </w:rPr>
-      </w:pPr>
-      <w:r>
-        <w:rPr>
-          <w:rFonts w:ascii="Calibri" w:hAnsi="Calibri"/>
-          <w:color w:val="000000" w:themeColor="text1"/>
-          <w:sz w:val="22"/>
-          <w:szCs w:val="22"/>
-        </w:rPr>
-        <w:t xml:space="preserve">Responsible for planning, implementation, Monitoring and Controlling the Metro/Railway Telecom projects.</w:t>
-      </w:r>
-    </w:p>
-    <w:p>
-      <w:pPr>
-        <w:suppressAutoHyphens/>
-        <w:jc w:val="both"/>
-        <w:rPr>
-          <w:rFonts w:ascii="Calibri" w:hAnsi="Calibri"/>
-          <w:color w:val="000000" w:themeColor="text1"/>
-          <w:sz w:val="22"/>
-          <w:szCs w:val="22"/>
-        </w:rPr>
-      </w:pPr>
-      <w:r>
-        <w:rPr>
-          <w:rFonts w:ascii="Calibri" w:hAnsi="Calibri"/>
-          <w:color w:val="000000" w:themeColor="text1"/>
-          <w:sz w:val="22"/>
-          <w:szCs w:val="22"/>
-        </w:rPr>
-        <w:t xml:space="preserve"/>
-      </w:r>
-    </w:p>
-    <w:p>
-      <w:pPr>
-        <w:pStyle w:val="ListParagraph"/>
-        <w:numPr>
-          <w:ilvl w:val="0"/>
-          <w:numId w:val="8"/>
-        </w:numPr>
-        <w:suppressAutoHyphens/>
-        <w:jc w:val="both"/>
-        <w:rPr>
-          <w:rFonts w:ascii="Calibri" w:hAnsi="Calibri"/>
-          <w:color w:val="000000" w:themeColor="text1"/>
-          <w:sz w:val="22"/>
-          <w:szCs w:val="22"/>
-        </w:rPr>
-      </w:pPr>
-      <w:r>
-        <w:rPr>
-          <w:rFonts w:ascii="Calibri" w:hAnsi="Calibri"/>
-          <w:color w:val="000000" w:themeColor="text1"/>
-          <w:sz w:val="22"/>
-          <w:szCs w:val="22"/>
-        </w:rPr>
-        <w:t xml:space="preserve">To do the liaison with Govt./ Railway technical officers and staff.</w:t>
-      </w:r>
-    </w:p>
-    <w:p>
-      <w:pPr>
-        <w:suppressAutoHyphens/>
-        <w:jc w:val="both"/>
-        <w:rPr>
-          <w:rFonts w:ascii="Calibri" w:hAnsi="Calibri"/>
-          <w:color w:val="000000" w:themeColor="text1"/>
-          <w:sz w:val="22"/>
-          <w:szCs w:val="22"/>
-        </w:rPr>
-      </w:pPr>
-      <w:r>
-        <w:rPr>
-          <w:rFonts w:ascii="Calibri" w:hAnsi="Calibri"/>
-          <w:color w:val="000000" w:themeColor="text1"/>
-          <w:sz w:val="22"/>
-          <w:szCs w:val="22"/>
-        </w:rPr>
-        <w:t xml:space="preserve"/>
-      </w:r>
-    </w:p>
-    <w:p>
-      <w:pPr>
-        <w:pStyle w:val="ListParagraph"/>
-        <w:numPr>
-          <w:ilvl w:val="0"/>
-          <w:numId w:val="8"/>
-        </w:numPr>
-        <w:suppressAutoHyphens/>
-        <w:jc w:val="both"/>
-        <w:rPr>
-          <w:rFonts w:ascii="Calibri" w:hAnsi="Calibri"/>
-          <w:color w:val="000000" w:themeColor="text1"/>
-          <w:sz w:val="22"/>
-          <w:szCs w:val="22"/>
-        </w:rPr>
-      </w:pPr>
-      <w:r>
-        <w:rPr>
-          <w:rFonts w:ascii="Calibri" w:hAnsi="Calibri"/>
-          <w:color w:val="000000" w:themeColor="text1"/>
-          <w:sz w:val="22"/>
-          <w:szCs w:val="22"/>
-        </w:rPr>
-        <w:t xml:space="preserve">Completed successfully Projects in Railway Telecommunication works including Trenching, Cable Laying of Telecom/power/ OFC cables, Erection of apparatus cases/junction boxes, Panel/Route Relay Interlocking (our RRI system with more than 50 routes is working successfully in Ghaziabad Railway Station for Yard), Installation of Point Machines, Data Loggers, Axel Counters(SSDAC &amp; MSDAC), Level Crossing Gates and Train Protection &amp; Warning System (Ansaldo STS) in Delhi-Agra section etc.</w:t>
-      </w:r>
-    </w:p>
-    <w:p>
-      <w:pPr>
-        <w:suppressAutoHyphens/>
-        <w:jc w:val="both"/>
-        <w:rPr>
-          <w:rFonts w:ascii="Calibri" w:hAnsi="Calibri"/>
-          <w:color w:val="000000" w:themeColor="text1"/>
-          <w:sz w:val="22"/>
-          <w:szCs w:val="22"/>
-        </w:rPr>
-      </w:pPr>
-      <w:r>
-        <w:rPr>
-          <w:rFonts w:ascii="Calibri" w:hAnsi="Calibri"/>
-          <w:color w:val="000000" w:themeColor="text1"/>
-          <w:sz w:val="22"/>
-          <w:szCs w:val="22"/>
-        </w:rPr>
-        <w:t xml:space="preserve"/>
-      </w:r>
-    </w:p>
-    <w:p>
-      <w:pPr>
-        <w:pStyle w:val="ListParagraph"/>
-        <w:numPr>
-          <w:ilvl w:val="0"/>
-          <w:numId w:val="8"/>
-        </w:numPr>
-        <w:suppressAutoHyphens/>
-        <w:jc w:val="both"/>
-        <w:rPr>
-          <w:rFonts w:ascii="Calibri" w:hAnsi="Calibri"/>
-          <w:color w:val="000000" w:themeColor="text1"/>
-          <w:sz w:val="22"/>
-          <w:szCs w:val="22"/>
-        </w:rPr>
-      </w:pPr>
-      <w:r>
-        <w:rPr>
-          <w:rFonts w:ascii="Calibri" w:hAnsi="Calibri"/>
-          <w:color w:val="000000" w:themeColor="text1"/>
-          <w:sz w:val="22"/>
-          <w:szCs w:val="22"/>
-        </w:rPr>
-        <w:t xml:space="preserve">Responsible for supervising site Telecom project works and monitor sub- contractor’s teams.</w:t>
-      </w:r>
-    </w:p>
-    <w:p>
-      <w:pPr>
-        <w:suppressAutoHyphens/>
-        <w:jc w:val="both"/>
-        <w:rPr>
-          <w:rFonts w:ascii="Calibri" w:hAnsi="Calibri"/>
-          <w:color w:val="000000" w:themeColor="text1"/>
-          <w:sz w:val="22"/>
-          <w:szCs w:val="22"/>
-        </w:rPr>
-      </w:pPr>
-      <w:r>
-        <w:rPr>
-          <w:rFonts w:ascii="Calibri" w:hAnsi="Calibri"/>
-          <w:color w:val="000000" w:themeColor="text1"/>
-          <w:sz w:val="22"/>
-          <w:szCs w:val="22"/>
-        </w:rPr>
-        <w:t xml:space="preserve"/>
-      </w:r>
-    </w:p>
-    <w:p>
-      <w:pPr>
-        <w:pStyle w:val="ListParagraph"/>
-        <w:numPr>
-          <w:ilvl w:val="0"/>
-          <w:numId w:val="8"/>
-        </w:numPr>
-        <w:suppressAutoHyphens/>
-        <w:jc w:val="both"/>
-        <w:rPr>
-          <w:rFonts w:ascii="Calibri" w:hAnsi="Calibri"/>
-          <w:color w:val="000000" w:themeColor="text1"/>
-          <w:sz w:val="22"/>
-          <w:szCs w:val="22"/>
-        </w:rPr>
-      </w:pPr>
-      <w:r>
-        <w:rPr>
-          <w:rFonts w:ascii="Calibri" w:hAnsi="Calibri"/>
-          <w:color w:val="000000" w:themeColor="text1"/>
-          <w:sz w:val="22"/>
-          <w:szCs w:val="22"/>
-        </w:rPr>
-        <w:t xml:space="preserve">To do the liaison with Indian Railway technical officers and staff.</w:t>
-      </w:r>
-    </w:p>
-    <w:p>
-      <w:pPr>
-        <w:suppressAutoHyphens/>
-        <w:jc w:val="both"/>
-        <w:rPr>
-          <w:rFonts w:ascii="Calibri" w:hAnsi="Calibri"/>
-          <w:color w:val="000000" w:themeColor="text1"/>
-          <w:sz w:val="22"/>
-          <w:szCs w:val="22"/>
-        </w:rPr>
-      </w:pPr>
-      <w:r>
-        <w:rPr>
-          <w:rFonts w:ascii="Calibri" w:hAnsi="Calibri"/>
-          <w:color w:val="000000" w:themeColor="text1"/>
-          <w:sz w:val="22"/>
-          <w:szCs w:val="22"/>
-        </w:rPr>
-        <w:t xml:space="preserve"/>
-      </w:r>
-    </w:p>
-    <w:p>
-      <w:pPr>
-        <w:suppressAutoHyphens/>
-        <w:jc w:val="both"/>
-        <w:rPr>
-          <w:rFonts w:ascii="Calibri" w:hAnsi="Calibri"/>
-          <w:color w:val="000000" w:themeColor="text1"/>
-          <w:sz w:val="22"/>
-          <w:szCs w:val="22"/>
-        </w:rPr>
-      </w:pPr>
-      <w:r>
-        <w:rPr>
-          <w:rFonts w:ascii="Calibri" w:hAnsi="Calibri"/>
-          <w:color w:val="000000" w:themeColor="text1"/>
-          <w:sz w:val="22"/>
-          <w:szCs w:val="22"/>
-        </w:rPr>
-        <w:t xml:space="preserve"/>
-      </w:r>
-    </w:p>
-    <w:p>
-      <w:pPr>
-        <w:suppressAutoHyphens/>
-        <w:jc w:val="both"/>
-        <w:rPr>
-          <w:rFonts w:ascii="Calibri" w:hAnsi="Calibri"/>
-          <w:b/>
-          <w:bCs/>
-          <w:color w:val="000000" w:themeColor="text1"/>
-          <w:sz w:val="22"/>
-          <w:szCs w:val="22"/>
-        </w:rPr>
-      </w:pPr>
-      <w:r>
-        <w:rPr>
-          <w:rFonts w:ascii="Calibri" w:hAnsi="Calibri"/>
-          <w:b/>
-          <w:bCs/>
-          <w:color w:val="000000" w:themeColor="text1"/>
-          <w:sz w:val="22"/>
-          <w:szCs w:val="22"/>
-        </w:rPr>
-        <w:t xml:space="preserve">February 2000 to September 2002 | Railway Telecom Project</w:t>
-      </w:r>
-    </w:p>
-    <w:p>
-      <w:pPr>
-        <w:suppressAutoHyphens/>
-        <w:jc w:val="both"/>
-        <w:rPr>
-          <w:rFonts w:ascii="Calibri" w:hAnsi="Calibri"/>
-          <w:b/>
-          <w:bCs/>
-          <w:color w:val="000000" w:themeColor="text1"/>
-          <w:sz w:val="22"/>
-          <w:szCs w:val="22"/>
-        </w:rPr>
-      </w:pPr>
-      <w:r>
-        <w:rPr>
-          <w:rFonts w:ascii="Calibri" w:hAnsi="Calibri"/>
-          <w:b/>
-          <w:bCs/>
-          <w:color w:val="000000" w:themeColor="text1"/>
-          <w:sz w:val="22"/>
-          <w:szCs w:val="22"/>
-        </w:rPr>
-        <w:t xml:space="preserve">Delhi</w:t>
-      </w:r>
-      <w:r>
-        <w:rPr>
-          <w:rFonts w:ascii="Calibri" w:hAnsi="Calibri"/>
-          <w:b/>
-          <w:bCs/>
-          <w:color w:val="000000" w:themeColor="text1"/>
-          <w:sz w:val="22"/>
-          <w:szCs w:val="22"/>
-        </w:rPr>
-        <w:t xml:space="preserve"> | Site Engineer (Railway Telecom Project)</w:t>
-      </w:r>
-    </w:p>
-    <w:p>
-      <w:pPr>
-        <w:suppressAutoHyphens/>
-        <w:jc w:val="both"/>
-        <w:rPr>
-          <w:rFonts w:ascii="Calibri" w:hAnsi="Calibri"/>
-          <w:color w:val="000000" w:themeColor="text1"/>
-          <w:sz w:val="22"/>
-          <w:szCs w:val="22"/>
-        </w:rPr>
-      </w:pPr>
-    </w:p>
-    <w:p>
-      <w:pPr>
-        <w:suppressAutoHyphens/>
-        <w:jc w:val="both"/>
-        <w:rPr>
-          <w:rFonts w:ascii="Calibri" w:hAnsi="Calibri"/>
-          <w:color w:val="000000" w:themeColor="text1"/>
-          <w:sz w:val="22"/>
-          <w:szCs w:val="22"/>
-        </w:rPr>
-      </w:pPr>
-      <w:r>
-        <w:rPr>
-          <w:rFonts w:ascii="Calibri" w:hAnsi="Calibri"/>
-          <w:color w:val="000000" w:themeColor="text1"/>
-          <w:sz w:val="22"/>
-          <w:szCs w:val="22"/>
-        </w:rPr>
-        <w:t xml:space="preserve">Project description/summary: Installation, commissioning &amp; maintenance work of Railway Telecom equipment </w:t>
-      </w:r>
-    </w:p>
-    <w:p>
-      <w:pPr>
-        <w:suppressAutoHyphens/>
-        <w:jc w:val="both"/>
-        <w:rPr>
-          <w:rFonts w:ascii="Calibri" w:hAnsi="Calibri"/>
-          <w:color w:val="000000" w:themeColor="text1"/>
-          <w:sz w:val="22"/>
-          <w:szCs w:val="22"/>
-        </w:rPr>
-      </w:pPr>
-      <w:r>
-        <w:rPr>
-          <w:rFonts w:ascii="Calibri" w:hAnsi="Calibri"/>
-          <w:color w:val="000000" w:themeColor="text1"/>
-          <w:sz w:val="22"/>
-          <w:szCs w:val="22"/>
-        </w:rPr>
-        <w:t xml:space="preserve">Company’s role in the Project: </w:t>
-      </w:r>
-    </w:p>
-    <w:p>
-      <w:pPr>
-        <w:suppressAutoHyphens/>
-        <w:jc w:val="both"/>
-        <w:rPr>
-          <w:rFonts w:ascii="Calibri" w:hAnsi="Calibri"/>
-          <w:color w:val="000000" w:themeColor="text1"/>
-          <w:sz w:val="22"/>
-          <w:szCs w:val="22"/>
-        </w:rPr>
-      </w:pPr>
-      <w:r>
-        <w:rPr>
-          <w:rFonts w:ascii="Calibri" w:hAnsi="Calibri"/>
-          <w:color w:val="000000" w:themeColor="text1"/>
-          <w:sz w:val="22"/>
-          <w:szCs w:val="22"/>
-        </w:rPr>
-        <w:t xml:space="preserve">Value: </w:t>
-      </w:r>
-      <w:r>
-        <w:rPr>
-          <w:rFonts w:ascii="Calibri" w:hAnsi="Calibri"/>
-          <w:color w:val="000000" w:themeColor="text1"/>
-          <w:sz w:val="22"/>
-          <w:szCs w:val="22"/>
-        </w:rPr>
-        <w:t xml:space="preserve"/>
-      </w:r>
-    </w:p>
-    <w:p>
-      <w:pPr>
-        <w:suppressAutoHyphens/>
-        <w:jc w:val="both"/>
-        <w:rPr>
-          <w:rFonts w:ascii="Calibri" w:hAnsi="Calibri"/>
-          <w:color w:val="000000" w:themeColor="text1"/>
-          <w:sz w:val="22"/>
-          <w:szCs w:val="22"/>
-        </w:rPr>
-      </w:pPr>
-    </w:p>
-    <w:p>
-      <w:pPr>
-        <w:suppressAutoHyphens/>
-        <w:jc w:val="both"/>
-        <w:rPr>
-          <w:rFonts w:ascii="Calibri" w:hAnsi="Calibri"/>
-          <w:b/>
-          <w:bCs/>
-          <w:color w:val="000000" w:themeColor="text1"/>
-          <w:sz w:val="22"/>
-          <w:szCs w:val="22"/>
-        </w:rPr>
-      </w:pPr>
-      <w:r>
-        <w:rPr>
-          <w:rFonts w:ascii="Calibri" w:hAnsi="Calibri"/>
-          <w:b/>
-          <w:bCs/>
-          <w:color w:val="000000" w:themeColor="text1"/>
-          <w:sz w:val="22"/>
-          <w:szCs w:val="22"/>
-        </w:rPr>
-        <w:t>Responsibilities/Tasks:</w:t>
-      </w:r>
-    </w:p>
-    <w:p>
-      <w:pPr>
-        <w:suppressAutoHyphens/>
-        <w:jc w:val="both"/>
-        <w:rPr>
-          <w:rFonts w:ascii="Calibri" w:hAnsi="Calibri"/>
-          <w:color w:val="000000" w:themeColor="text1"/>
-          <w:sz w:val="22"/>
-          <w:szCs w:val="22"/>
-        </w:rPr>
-      </w:pPr>
-      <w:r>
-        <w:rPr>
-          <w:rFonts w:ascii="Calibri" w:hAnsi="Calibri"/>
-          <w:color w:val="000000" w:themeColor="text1"/>
-          <w:sz w:val="22"/>
-          <w:szCs w:val="22"/>
-        </w:rPr>
-        <w:t xml:space="preserve"/>
-      </w:r>
-    </w:p>
-    <w:p>
-      <w:pPr>
-        <w:pStyle w:val="ListParagraph"/>
-        <w:numPr>
-          <w:ilvl w:val="0"/>
-          <w:numId w:val="8"/>
-        </w:numPr>
-        <w:suppressAutoHyphens/>
-        <w:jc w:val="both"/>
-        <w:rPr>
-          <w:rFonts w:ascii="Calibri" w:hAnsi="Calibri"/>
-          <w:color w:val="000000" w:themeColor="text1"/>
-          <w:sz w:val="22"/>
-          <w:szCs w:val="22"/>
-        </w:rPr>
-      </w:pPr>
-      <w:r>
-        <w:rPr>
-          <w:rFonts w:ascii="Calibri" w:hAnsi="Calibri"/>
-          <w:color w:val="000000" w:themeColor="text1"/>
-          <w:sz w:val="22"/>
-          <w:szCs w:val="22"/>
-        </w:rPr>
-        <w:t xml:space="preserve">Responsible for Installation, commissioning &amp; maintenance work of Railway Telecom equipment like Telephones-Exchange System etc.</w:t>
-      </w:r>
-    </w:p>
-    <w:p>
-      <w:pPr>
-        <w:suppressAutoHyphens/>
-        <w:jc w:val="both"/>
-        <w:rPr>
-          <w:rFonts w:ascii="Calibri" w:hAnsi="Calibri"/>
-          <w:color w:val="000000" w:themeColor="text1"/>
-          <w:sz w:val="22"/>
-          <w:szCs w:val="22"/>
-        </w:rPr>
-      </w:pPr>
-      <w:r>
-        <w:rPr>
-          <w:rFonts w:ascii="Calibri" w:hAnsi="Calibri"/>
-          <w:color w:val="000000" w:themeColor="text1"/>
-          <w:sz w:val="22"/>
-          <w:szCs w:val="22"/>
-        </w:rPr>
-        <w:t xml:space="preserve"/>
-      </w:r>
-    </w:p>
-    <w:p>
-      <w:pPr>
-        <w:pStyle w:val="ListParagraph"/>
-        <w:numPr>
-          <w:ilvl w:val="0"/>
-          <w:numId w:val="8"/>
-        </w:numPr>
-        <w:suppressAutoHyphens/>
-        <w:jc w:val="both"/>
-        <w:rPr>
-          <w:rFonts w:ascii="Calibri" w:hAnsi="Calibri"/>
-          <w:color w:val="000000" w:themeColor="text1"/>
-          <w:sz w:val="22"/>
-          <w:szCs w:val="22"/>
-        </w:rPr>
-      </w:pPr>
-      <w:r>
-        <w:rPr>
-          <w:rFonts w:ascii="Calibri" w:hAnsi="Calibri"/>
-          <w:color w:val="000000" w:themeColor="text1"/>
-          <w:sz w:val="22"/>
-          <w:szCs w:val="22"/>
-        </w:rPr>
-        <w:t xml:space="preserve">Responsible for sales and servicing of equipment like Data Retrieve Systems &amp; Finger Print Matching System of Australian &amp; U.K. companies.</w:t>
-      </w:r>
-    </w:p>
-    <w:p>
-      <w:pPr>
-        <w:suppressAutoHyphens/>
-        <w:jc w:val="both"/>
-        <w:rPr>
-          <w:rFonts w:ascii="Calibri" w:hAnsi="Calibri"/>
-          <w:color w:val="000000" w:themeColor="text1"/>
-          <w:sz w:val="22"/>
-          <w:szCs w:val="22"/>
-        </w:rPr>
-      </w:pPr>
-      <w:r>
-        <w:rPr>
-          <w:rFonts w:ascii="Calibri" w:hAnsi="Calibri"/>
-          <w:color w:val="000000" w:themeColor="text1"/>
-          <w:sz w:val="22"/>
-          <w:szCs w:val="22"/>
-        </w:rPr>
-        <w:t xml:space="preserve"/>
-      </w:r>
-    </w:p>
-    <w:p>
-      <w:pPr>
-        <w:suppressAutoHyphens/>
-        <w:jc w:val="both"/>
-        <w:rPr>
-          <w:rFonts w:ascii="Calibri" w:hAnsi="Calibri"/>
-          <w:color w:val="000000" w:themeColor="text1"/>
-          <w:sz w:val="22"/>
-          <w:szCs w:val="22"/>
-        </w:rPr>
-      </w:pPr>
-      <w:r>
-        <w:rPr>
-          <w:rFonts w:ascii="Calibri" w:hAnsi="Calibri"/>
-          <w:color w:val="000000" w:themeColor="text1"/>
-          <w:sz w:val="22"/>
-          <w:szCs w:val="22"/>
-        </w:rPr>
-        <w:t xml:space="preserve"/>
-      </w:r>
-    </w:p>
-    <w:p>
-      <w:pPr>
-        <w:suppressAutoHyphens/>
-        <w:jc w:val="both"/>
-        <w:rPr>
-          <w:rFonts w:ascii="Calibri" w:hAnsi="Calibri"/>
-          <w:b/>
-          <w:bCs/>
-          <w:color w:val="000000" w:themeColor="text1"/>
-          <w:sz w:val="22"/>
-          <w:szCs w:val="22"/>
-        </w:rPr>
-      </w:pPr>
-      <w:r>
-        <w:rPr>
-          <w:rFonts w:ascii="Calibri" w:hAnsi="Calibri"/>
-          <w:b/>
-          <w:bCs/>
-          <w:color w:val="000000" w:themeColor="text1"/>
-          <w:sz w:val="22"/>
-          <w:szCs w:val="22"/>
-        </w:rPr>
-        <w:t xml:space="preserve">November 1996 to December 1999 | </w:t>
-      </w:r>
-    </w:p>
-    <w:p>
-      <w:pPr>
-        <w:suppressAutoHyphens/>
-        <w:jc w:val="both"/>
-        <w:rPr>
-          <w:rFonts w:ascii="Calibri" w:hAnsi="Calibri"/>
-          <w:b/>
-          <w:bCs/>
-          <w:color w:val="000000" w:themeColor="text1"/>
-          <w:sz w:val="22"/>
-          <w:szCs w:val="22"/>
-        </w:rPr>
-      </w:pPr>
-      <w:r>
-        <w:rPr>
-          <w:rFonts w:ascii="Calibri" w:hAnsi="Calibri"/>
-          <w:b/>
-          <w:bCs/>
-          <w:color w:val="000000" w:themeColor="text1"/>
-          <w:sz w:val="22"/>
-          <w:szCs w:val="22"/>
-        </w:rPr>
-        <w:t xml:space="preserve">New Delhi</w:t>
-      </w:r>
-      <w:r>
-        <w:rPr>
-          <w:rFonts w:ascii="Calibri" w:hAnsi="Calibri"/>
-          <w:b/>
-          <w:bCs/>
-          <w:color w:val="000000" w:themeColor="text1"/>
-          <w:sz w:val="22"/>
-          <w:szCs w:val="22"/>
-        </w:rPr>
         <w:t xml:space="preserve"> | Sales &amp; Service Engineer</w:t>
       </w:r>
     </w:p>
@@ -3700,7 +3395,7 @@
           <w:sz w:val="22"/>
           <w:szCs w:val="22"/>
         </w:rPr>
-        <w:t xml:space="preserve">Company’s role in the Project: </w:t>
+        <w:t xml:space="preserve">Company’s role in the Project: Consultant</w:t>
       </w:r>
     </w:p>
     <w:p>
